--- a/downloads/student/ai-4-week-09.docx
+++ b/downloads/student/ai-4-week-09.docx
@@ -1937,6 +1937,16 @@
     <w:p>
       <w:r>
         <w:t>A dataset card documents evidence and gaps; writing one does not fix biased sampling or inaccurate labels.</w:t>
+      </w:r>
+    </w:p>
+    <w:p>
+      <w:r>
+        <w:t>Read the labelled picture: What two counts should the revised card show? Point to the relevant step in the picture, then write the changed result and the rule or evidence that supports it.</w:t>
+      </w:r>
+    </w:p>
+    <w:p>
+      <w:r>
+        <w:t>Change one thing: The dataset adds 6 outdoor photos of the same plants. Predict the result before checking the explanation. What remains the same?</w:t>
       </w:r>
     </w:p>
     <w:p>
@@ -3785,6 +3795,187 @@
     <w:p>
       <w:r>
         <w:t>Attempt the independent case before hints. Record whether you worked alone, used a hint or followed a model. After feedback, fix the first unsupported step and explain why it changed. A later check uses a changed case, not a copied answer.</w:t>
+      </w:r>
+    </w:p>
+    <w:p>
+      <w:pPr>
+        <w:pStyle w:val="Heading1"/>
+      </w:pPr>
+      <w:r>
+        <w:t>15. Your lesson route</w:t>
+      </w:r>
+    </w:p>
+    <w:p>
+      <w:r>
+        <w:t>Start with this question: Build a dataset card that reveals what the photo count hides.</w:t>
+      </w:r>
+    </w:p>
+    <w:tbl>
+      <w:tblPr>
+        <w:tblStyle w:val="LightShading-Accent1"/>
+        <w:tblW w:type="auto" w:w="0"/>
+        <w:tblLook w:firstColumn="1" w:firstRow="1" w:lastColumn="0" w:lastRow="0" w:noHBand="0" w:noVBand="1" w:val="04A0"/>
+      </w:tblPr>
+      <w:tblGrid>
+        <w:gridCol w:w="5112"/>
+        <w:gridCol w:w="5112"/>
+      </w:tblGrid>
+      <w:tr>
+        <w:trPr>
+          <w:tblHeader/>
+        </w:trPr>
+        <w:tc>
+          <w:tcPr>
+            <w:tcW w:type="dxa" w:w="5112"/>
+          </w:tcPr>
+          <w:p>
+            <w:r>
+              <w:t>By the end, I can</w:t>
+            </w:r>
+          </w:p>
+        </w:tc>
+        <w:tc>
+          <w:tcPr>
+            <w:tcW w:type="dxa" w:w="5112"/>
+          </w:tcPr>
+          <w:p>
+            <w:r>
+              <w:t>How I will show it</w:t>
+            </w:r>
+          </w:p>
+        </w:tc>
+      </w:tr>
+      <w:tr>
+        <w:tc>
+          <w:tcPr>
+            <w:tcW w:type="dxa" w:w="5112"/>
+          </w:tcPr>
+          <w:p>
+            <w:r>
+              <w:t>Inspect row meaning missing values and repeated records</w:t>
+            </w:r>
+          </w:p>
+        </w:tc>
+        <w:tc>
+          <w:tcPr>
+            <w:tcW w:type="dxa" w:w="5112"/>
+          </w:tcPr>
+          <w:p>
+            <w:r>
+              <w:t>Explain the deciding step, show a trace or test, and state one limit.</w:t>
+            </w:r>
+          </w:p>
+        </w:tc>
+      </w:tr>
+      <w:tr>
+        <w:tc>
+          <w:tcPr>
+            <w:tcW w:type="dxa" w:w="5112"/>
+          </w:tcPr>
+          <w:p>
+            <w:r>
+              <w:t>Document dataset source schema and limitations</w:t>
+            </w:r>
+          </w:p>
+        </w:tc>
+        <w:tc>
+          <w:tcPr>
+            <w:tcW w:type="dxa" w:w="5112"/>
+          </w:tcPr>
+          <w:p>
+            <w:r>
+              <w:t>Explain the deciding step, show a trace or test, and state one limit.</w:t>
+            </w:r>
+          </w:p>
+        </w:tc>
+      </w:tr>
+      <w:tr>
+        <w:tc>
+          <w:tcPr>
+            <w:tcW w:type="dxa" w:w="5112"/>
+          </w:tcPr>
+          <w:p>
+            <w:r>
+              <w:t>Separate observed quality flags from justified corrections</w:t>
+            </w:r>
+          </w:p>
+        </w:tc>
+        <w:tc>
+          <w:tcPr>
+            <w:tcW w:type="dxa" w:w="5112"/>
+          </w:tcPr>
+          <w:p>
+            <w:r>
+              <w:t>Explain the deciding step, show a trace or test, and state one limit.</w:t>
+            </w:r>
+          </w:p>
+        </w:tc>
+      </w:tr>
+    </w:tbl>
+    <w:p>
+      <w:r>
+        <w:t>Remember → watch and explain → try with help → investigate → try independently → keep project evidence. Your teacher may spread this lesson across several classes.</w:t>
+      </w:r>
+    </w:p>
+    <w:p>
+      <w:r>
+        <w:t>Keep your first prediction. Compare it with what the evidence shows and explain any change.</w:t>
+      </w:r>
+    </w:p>
+    <w:p>
+      <w:pPr>
+        <w:pStyle w:val="Heading1"/>
+      </w:pPr>
+      <w:r>
+        <w:t>16. Finish and return</w:t>
+      </w:r>
+    </w:p>
+    <w:p>
+      <w:r>
+        <w:t>Close your notes. Explain this goal in your own words: Inspect row meaning missing values and repeated records</w:t>
+      </w:r>
+    </w:p>
+    <w:p>
+      <w:pPr>
+        <w:pStyle w:val="Heading3"/>
+      </w:pPr>
+      <w:r>
+        <w:t>My deciding step, evidence and one remaining question</w:t>
+      </w:r>
+    </w:p>
+    <w:p>
+      <w:r>
+        <w:t>________________________________________________________________</w:t>
+      </w:r>
+    </w:p>
+    <w:p>
+      <w:r>
+        <w:t>________________________________________________________________</w:t>
+      </w:r>
+    </w:p>
+    <w:p>
+      <w:r>
+        <w:t>________________________________________________________________</w:t>
+      </w:r>
+    </w:p>
+    <w:p>
+      <w:r>
+        <w:t>________________________________________________________________</w:t>
+      </w:r>
+    </w:p>
+    <w:p>
+      <w:r>
+        <w:t>________________________________________________________________</w:t>
+      </w:r>
+    </w:p>
+    <w:p>
+      <w:r>
+        <w:t>If you are unsure, return to the worked picture and explain one arrow. If you are ready, change an input or assumption and justify your prediction.</w:t>
+      </w:r>
+    </w:p>
+    <w:p>
+      <w:r>
+        <w:t>Save your workbook evidence. At the next review, try a different case before opening your old answer.</w:t>
       </w:r>
     </w:p>
     <w:sectPr>

--- a/downloads/student/ai-4-week-09.docx
+++ b/downloads/student/ai-4-week-09.docx
@@ -3976,6 +3976,215 @@
     <w:p>
       <w:r>
         <w:t>Save your workbook evidence. At the next review, try a different case before opening your old answer.</w:t>
+      </w:r>
+    </w:p>
+    <w:p>
+      <w:pPr>
+        <w:pStyle w:val="Heading1"/>
+      </w:pPr>
+      <w:r>
+        <w:t>17. Supported practice, repair and portfolio</w:t>
+      </w:r>
+    </w:p>
+    <w:p>
+      <w:r>
+        <w:t>Use this supported practice once, in the browser or on paper. Keep the reserved independent assessment for a separate first attempt before teacher feedback.</w:t>
+      </w:r>
+    </w:p>
+    <w:p>
+      <w:r>
+        <w:t>Build a dataset card that reveals what the photo count hides.</w:t>
+      </w:r>
+    </w:p>
+    <w:p>
+      <w:pPr>
+        <w:pStyle w:val="Heading3"/>
+      </w:pPr>
+      <w:r>
+        <w:t>Practice 1: explain the deciding evidence</w:t>
+      </w:r>
+    </w:p>
+    <w:p>
+      <w:r>
+        <w:t>Which labelled step matches this detail? Split by plant; state that outdoor use and disease diagnosis have not been evaluated.</w:t>
+      </w:r>
+    </w:p>
+    <w:p>
+      <w:r>
+        <w:t>1. Record limits</w:t>
+      </w:r>
+    </w:p>
+    <w:p>
+      <w:r>
+        <w:t>2. Describe units</w:t>
+      </w:r>
+    </w:p>
+    <w:p>
+      <w:r>
+        <w:t>3. Describe source</w:t>
+      </w:r>
+    </w:p>
+    <w:p>
+      <w:pPr>
+        <w:pStyle w:val="Heading3"/>
+      </w:pPr>
+      <w:r>
+        <w:t>My selected conclusion, deciding fact and explanation</w:t>
+      </w:r>
+    </w:p>
+    <w:p>
+      <w:r>
+        <w:t>________________________________________________________________</w:t>
+      </w:r>
+    </w:p>
+    <w:p>
+      <w:r>
+        <w:t>________________________________________________________________</w:t>
+      </w:r>
+    </w:p>
+    <w:p>
+      <w:r>
+        <w:t>________________________________________________________________</w:t>
+      </w:r>
+    </w:p>
+    <w:p>
+      <w:r>
+        <w:t>________________________________________________________________</w:t>
+      </w:r>
+    </w:p>
+    <w:p>
+      <w:r>
+        <w:t>________________________________________________________________</w:t>
+      </w:r>
+    </w:p>
+    <w:p>
+      <w:r>
+        <w:t>Hint if needed: Read the steps in the pictorial case. Match the supplied detail to the stage that performs or records it.</w:t>
+      </w:r>
+    </w:p>
+    <w:p>
+      <w:r>
+        <w:t>After your attempt, compare with the supported explanation: Record limits Split by plant; state that outdoor use and disease diagnosis have not been evaluated. Read the picture in order. Split by plant; state that outdoor use and disease diagnosis have not been evaluated. The arrows show which recorded input or intermediate result each decision uses. Explain the deciding step aloud before checking the changed case; pointing to the final answer alone does not show how it follows.</w:t>
+      </w:r>
+    </w:p>
+    <w:p>
+      <w:pPr>
+        <w:pStyle w:val="Heading3"/>
+      </w:pPr>
+      <w:r>
+        <w:t>Practice 2: explain the deciding evidence</w:t>
+      </w:r>
+    </w:p>
+    <w:p>
+      <w:r>
+        <w:t>Changed-case practice: The dataset adds 6 outdoor photos of the same plants. Which conclusion is supported by the supplied facts?</w:t>
+      </w:r>
+    </w:p>
+    <w:p>
+      <w:r>
+        <w:t>1. We can decide the result without examining the changed input or the procedure.</w:t>
+      </w:r>
+    </w:p>
+    <w:p>
+      <w:r>
+        <w:t>2. Photo count becomes 24, plant count remains 6; lighting coverage changes.</w:t>
+      </w:r>
+    </w:p>
+    <w:p>
+      <w:r>
+        <w:t>3. This one example guarantees correct results for every future input.</w:t>
+      </w:r>
+    </w:p>
+    <w:p>
+      <w:pPr>
+        <w:pStyle w:val="Heading3"/>
+      </w:pPr>
+      <w:r>
+        <w:t>My selected conclusion, deciding fact and explanation</w:t>
+      </w:r>
+    </w:p>
+    <w:p>
+      <w:r>
+        <w:t>________________________________________________________________</w:t>
+      </w:r>
+    </w:p>
+    <w:p>
+      <w:r>
+        <w:t>________________________________________________________________</w:t>
+      </w:r>
+    </w:p>
+    <w:p>
+      <w:r>
+        <w:t>________________________________________________________________</w:t>
+      </w:r>
+    </w:p>
+    <w:p>
+      <w:r>
+        <w:t>________________________________________________________________</w:t>
+      </w:r>
+    </w:p>
+    <w:p>
+      <w:r>
+        <w:t>________________________________________________________________</w:t>
+      </w:r>
+    </w:p>
+    <w:p>
+      <w:r>
+        <w:t>Hint if needed: Use the changed condition and the deciding step in the pictorial trace. The answer must say what follows from those facts.</w:t>
+      </w:r>
+    </w:p>
+    <w:p>
+      <w:r>
+        <w:t>After your attempt, compare with the supported explanation: Photo count becomes 24, plant count remains 6; lighting coverage changes. Additional views broaden conditions without creating new independent plant identities.</w:t>
+      </w:r>
+    </w:p>
+    <w:p>
+      <w:pPr>
+        <w:pStyle w:val="Heading3"/>
+      </w:pPr>
+      <w:r>
+        <w:t>Repair a missing building block</w:t>
+      </w:r>
+    </w:p>
+    <w:p>
+      <w:r>
+        <w:t>Review Leakage (ai-4/8). Goal: Choose a split unit that matches the intended prediction claim. Short practice: How many independently new plant identities are in the original test? Point to the relevant step in the picture, then write the changed result and the rule or evidence that supports it.. Return to this week and explain what you changed.</w:t>
+      </w:r>
+    </w:p>
+    <w:p>
+      <w:r>
+        <w:t>Review Label Quality (ai-4/6). Goal: Write an observable label rule with boundaries and a review option. Short practice: Why should two annotators not vote away Z’s missing evidence? Point to the relevant step in the picture, then write the changed result and the rule or evidence that supports it.. Return to this week and explain what you changed.</w:t>
+      </w:r>
+    </w:p>
+    <w:p>
+      <w:r>
+        <w:t>Review Classification or Regression? (ai-4/3). Goal: Identify a task from the meaning of its target. Short practice: Did regression MAE improve when the boundary changed? Point to the relevant step in the picture, then write the changed result and the rule or evidence that supports it.. Return to this week and explain what you changed.</w:t>
+      </w:r>
+    </w:p>
+    <w:p>
+      <w:pPr>
+        <w:pStyle w:val="Heading3"/>
+      </w:pPr>
+      <w:r>
+        <w:t>Predict, run and debug</w:t>
+      </w:r>
+    </w:p>
+    <w:p>
+      <w:r>
+        <w:t>The browser lab lets you edit the supported Python examples already included in this lesson. Predict first, run, inspect the actual output or error, change one input, then run again. Keep code, predictions, actual results and a reasoned revision together. On paper, label your result as a trace rather than an execution.</w:t>
+      </w:r>
+    </w:p>
+    <w:p>
+      <w:pPr>
+        <w:pStyle w:val="Heading3"/>
+      </w:pPr>
+      <w:r>
+        <w:t>Keep your completed work</w:t>
+      </w:r>
+    </w:p>
+    <w:p>
+      <w:r>
+        <w:t>Use Download completed work in the hosted lesson to export your answers, reflections, practice feedback and code-run evidence. Open the HTML copy to read or print it. Drafts stay in this browser when storage is available; clear drafts on a shared device.</w:t>
       </w:r>
     </w:p>
     <w:sectPr>

--- a/downloads/student/ai-4-week-09.docx
+++ b/downloads/student/ai-4-week-09.docx
@@ -42,6 +42,11 @@
       </w:r>
     </w:p>
     <w:p>
+      <w:r>
+        <w:t>Start with the target: Inspect row meaning missing values and repeated records. Try the recall before opening notes.</w:t>
+      </w:r>
+    </w:p>
+    <w:p>
       <w:pPr>
         <w:pStyle w:val="Heading3"/>
       </w:pPr>
@@ -50,17 +55,71 @@
       </w:r>
     </w:p>
     <w:p>
-      <w:r>
-        <w:t>I can inspect row meaning missing values and repeated records.</w:t>
-      </w:r>
-    </w:p>
-    <w:p>
-      <w:r>
-        <w:t>I can document dataset source schema and limitations.</w:t>
-      </w:r>
-    </w:p>
-    <w:p>
-      <w:r>
+      <w:pPr>
+        <w:spacing w:line="336" w:lineRule="auto" w:after="180"/>
+      </w:pPr>
+      <w:r>
+        <w:rPr>
+          <w:b w:val="0"/>
+        </w:rPr>
+        <w:t xml:space="preserve">I can inspect row meaning </w:t>
+      </w:r>
+      <w:r>
+        <w:rPr>
+          <w:b/>
+        </w:rPr>
+        <w:t>missing value</w:t>
+      </w:r>
+      <w:r>
+        <w:rPr>
+          <w:b w:val="0"/>
+        </w:rPr>
+        <w:t>s and repeated records.</w:t>
+      </w:r>
+    </w:p>
+    <w:p>
+      <w:pPr>
+        <w:spacing w:line="336" w:lineRule="auto" w:after="180"/>
+      </w:pPr>
+      <w:r>
+        <w:rPr>
+          <w:b w:val="0"/>
+        </w:rPr>
+        <w:t xml:space="preserve">I can document dataset source </w:t>
+      </w:r>
+      <w:r>
+        <w:rPr>
+          <w:b/>
+        </w:rPr>
+        <w:t>schema</w:t>
+      </w:r>
+      <w:r>
+        <w:rPr>
+          <w:b w:val="0"/>
+        </w:rPr>
+        <w:t xml:space="preserve"> and </w:t>
+      </w:r>
+      <w:r>
+        <w:rPr>
+          <w:b/>
+        </w:rPr>
+        <w:t>limitation</w:t>
+      </w:r>
+      <w:r>
+        <w:rPr>
+          <w:b w:val="0"/>
+        </w:rPr>
+        <w:t>s.</w:t>
+      </w:r>
+    </w:p>
+    <w:p>
+      <w:pPr>
+        <w:spacing w:line="336" w:lineRule="auto" w:after="180"/>
+      </w:pPr>
+      <w:r>
+        <w:rPr>
+          <w:b w:val="0"/>
+        </w:rPr>
         <w:t>I can separate observed quality flags from justified corrections.</w:t>
       </w:r>
     </w:p>
@@ -73,33 +132,117 @@
       </w:r>
     </w:p>
     <w:p>
-      <w:r>
+      <w:pPr>
+        <w:spacing w:line="336" w:lineRule="auto" w:after="180"/>
+      </w:pPr>
+      <w:r>
+        <w:rPr>
+          <w:b w:val="0"/>
+        </w:rPr>
         <w:t>Close your notes first. A rough first answer helps us choose the right starting point; it is not a score for your ability.</w:t>
       </w:r>
     </w:p>
     <w:p>
-      <w:r>
+      <w:pPr>
+        <w:spacing w:line="336" w:lineRule="auto" w:after="180"/>
+      </w:pPr>
+      <w:r>
+        <w:rPr>
+          <w:b w:val="0"/>
+        </w:rPr>
         <w:t>Without opening the old lesson, explain one key idea from Leakage. Give an example and a mistake that the idea helps you avoid.</w:t>
       </w:r>
     </w:p>
     <w:p>
-      <w:r>
+      <w:pPr>
+        <w:spacing w:line="336" w:lineRule="auto" w:after="180"/>
+      </w:pPr>
+      <w:r>
+        <w:rPr>
+          <w:b w:val="0"/>
+        </w:rPr>
         <w:t>Without opening the old lesson, explain one key idea from Label Quality. Give an example and a mistake that the idea helps you avoid.</w:t>
       </w:r>
     </w:p>
     <w:p>
-      <w:r>
+      <w:pPr>
+        <w:spacing w:line="336" w:lineRule="auto" w:after="180"/>
+      </w:pPr>
+      <w:r>
+        <w:rPr>
+          <w:b w:val="0"/>
+        </w:rPr>
         <w:t>Without opening the old lesson, explain one key idea from Classification or Regression?. Give an example and a mistake that the idea helps you avoid.</w:t>
       </w:r>
     </w:p>
     <w:p>
-      <w:r>
-        <w:t>After trying, check the relevant lesson or ask your teacher. Change the part of your explanation that the evidence shows was wrong.</w:t>
-      </w:r>
-    </w:p>
-    <w:p>
-      <w:r>
-        <w:t>A dataset card records where data came from, why it exists, its fields, collection process, known gaps, risks, and prohibited uses.</w:t>
+      <w:pPr>
+        <w:spacing w:line="336" w:lineRule="auto" w:after="180"/>
+      </w:pPr>
+      <w:r>
+        <w:rPr>
+          <w:b w:val="0"/>
+        </w:rPr>
+        <w:t xml:space="preserve">After trying, check the relevant lesson or ask your teacher. Change the part of your explanation that the </w:t>
+      </w:r>
+      <w:r>
+        <w:rPr>
+          <w:b/>
+        </w:rPr>
+        <w:t>evidence</w:t>
+      </w:r>
+      <w:r>
+        <w:rPr>
+          <w:b w:val="0"/>
+        </w:rPr>
+        <w:t xml:space="preserve"> shows was wrong.</w:t>
+      </w:r>
+    </w:p>
+    <w:p>
+      <w:pPr>
+        <w:spacing w:line="336" w:lineRule="auto" w:after="180"/>
+      </w:pPr>
+      <w:r>
+        <w:rPr>
+          <w:b w:val="0"/>
+        </w:rPr>
+        <w:t xml:space="preserve">A </w:t>
+      </w:r>
+      <w:r>
+        <w:rPr>
+          <w:b/>
+        </w:rPr>
+        <w:t>dataset card</w:t>
+      </w:r>
+      <w:r>
+        <w:rPr>
+          <w:b w:val="0"/>
+        </w:rPr>
+        <w:t xml:space="preserve"> records where data came from, why it exists, its fields, collection </w:t>
+      </w:r>
+      <w:r>
+        <w:rPr>
+          <w:b/>
+        </w:rPr>
+        <w:t>process</w:t>
+      </w:r>
+      <w:r>
+        <w:rPr>
+          <w:b w:val="0"/>
+        </w:rPr>
+        <w:t xml:space="preserve">, known gaps, risks, and </w:t>
+      </w:r>
+      <w:r>
+        <w:rPr>
+          <w:b/>
+        </w:rPr>
+        <w:t>prohibited use</w:t>
+      </w:r>
+      <w:r>
+        <w:rPr>
+          <w:b w:val="0"/>
+        </w:rPr>
+        <w:t>s.</w:t>
       </w:r>
     </w:p>
     <w:p>
@@ -139,12 +282,33 @@
       </w:r>
     </w:p>
     <w:p>
-      <w:r>
+      <w:pPr>
+        <w:pStyle w:val="Heading3"/>
+      </w:pPr>
+      <w:r>
+        <w:t>Your target</w:t>
+      </w:r>
+    </w:p>
+    <w:p>
+      <w:pPr>
+        <w:spacing w:line="336" w:lineRule="auto" w:after="180"/>
+        <w:shd w:fill="EDF7F3"/>
+      </w:pPr>
+      <w:r>
+        <w:rPr>
+          <w:b w:val="0"/>
+        </w:rPr>
         <w:t>LEARNING TARGET  Write five dataset-card fields for a leaf dataset and explain why '1000 images' alone is insufficient.</w:t>
       </w:r>
     </w:p>
     <w:p>
-      <w:r>
+      <w:pPr>
+        <w:spacing w:line="336" w:lineRule="auto" w:after="180"/>
+      </w:pPr>
+      <w:r>
+        <w:rPr>
+          <w:b w:val="0"/>
+        </w:rPr>
         <w:t>Builder name and experiment date:</w:t>
       </w:r>
     </w:p>
@@ -157,7 +321,14 @@
       </w:r>
     </w:p>
     <w:p>
-      <w:r>
+      <w:pPr>
+        <w:spacing w:line="336" w:lineRule="auto" w:after="180"/>
+        <w:shd w:fill="F5F1FB"/>
+      </w:pPr>
+      <w:r>
+        <w:rPr>
+          <w:b w:val="0"/>
+        </w:rPr>
         <w:t>Why is elapsed trip duration in minutes a regression target even when recorded as whole numbers?</w:t>
       </w:r>
     </w:p>
@@ -170,8 +341,38 @@
       </w:r>
     </w:p>
     <w:p>
-      <w:r>
-        <w:t>By the end, I can explain dataset cards using a traced example and a stated limitation.</w:t>
+      <w:pPr>
+        <w:spacing w:line="336" w:lineRule="auto" w:after="180"/>
+      </w:pPr>
+      <w:r>
+        <w:rPr>
+          <w:b w:val="0"/>
+        </w:rPr>
+        <w:t xml:space="preserve">By the end, I can explain </w:t>
+      </w:r>
+      <w:r>
+        <w:rPr>
+          <w:b/>
+        </w:rPr>
+        <w:t>dataset card</w:t>
+      </w:r>
+      <w:r>
+        <w:rPr>
+          <w:b w:val="0"/>
+        </w:rPr>
+        <w:t xml:space="preserve">s using a traced example and a stated </w:t>
+      </w:r>
+      <w:r>
+        <w:rPr>
+          <w:b/>
+        </w:rPr>
+        <w:t>limitation</w:t>
+      </w:r>
+      <w:r>
+        <w:rPr>
+          <w:b w:val="0"/>
+        </w:rPr>
+        <w:t>.</w:t>
       </w:r>
     </w:p>
     <w:p>
@@ -184,6 +385,17 @@
     </w:p>
     <w:p>
       <w:r>
+        <w:t>Investigate the supplied Dataset Cards case. Separate observations, given facts and assumptions before choosing an explanation.</w:t>
+      </w:r>
+    </w:p>
+    <w:p>
+      <w:pPr>
+        <w:spacing w:line="336" w:lineRule="auto" w:after="180"/>
+      </w:pPr>
+      <w:r>
+        <w:rPr>
+          <w:b/>
+        </w:rPr>
         <w:t>PICTURE ENTRY</w:t>
       </w:r>
     </w:p>
@@ -196,8 +408,26 @@
       </w:r>
     </w:p>
     <w:p>
-      <w:r>
-        <w:t>Begin with visible evidence; do not explain more than the picture and information support.</w:t>
+      <w:pPr>
+        <w:spacing w:line="336" w:lineRule="auto" w:after="180"/>
+      </w:pPr>
+      <w:r>
+        <w:rPr>
+          <w:b w:val="0"/>
+        </w:rPr>
+        <w:t xml:space="preserve">Begin with visible </w:t>
+      </w:r>
+      <w:r>
+        <w:rPr>
+          <w:b/>
+        </w:rPr>
+        <w:t>evidence</w:t>
+      </w:r>
+      <w:r>
+        <w:rPr>
+          <w:b w:val="0"/>
+        </w:rPr>
+        <w:t>; do not explain more than the picture and information support.</w:t>
       </w:r>
     </w:p>
     <w:p>
@@ -237,33 +467,150 @@
       </w:r>
     </w:p>
     <w:p>
-      <w:r>
-        <w:t>MYSTERY  The team must use dataset cards to solve a model-building problem. What information do they have? What important evidence is still missing?</w:t>
-      </w:r>
-    </w:p>
-    <w:p>
-      <w:r>
+      <w:pPr>
+        <w:pStyle w:val="Heading3"/>
+      </w:pPr>
+      <w:r>
+        <w:t>Start with this puzzle</w:t>
+      </w:r>
+    </w:p>
+    <w:p>
+      <w:pPr>
+        <w:spacing w:line="336" w:lineRule="auto" w:after="180"/>
+        <w:shd w:fill="F1F6FC"/>
+      </w:pPr>
+      <w:r>
+        <w:rPr>
+          <w:b w:val="0"/>
+        </w:rPr>
+        <w:t xml:space="preserve">MYSTERY  The team must use </w:t>
+      </w:r>
+      <w:r>
+        <w:rPr>
+          <w:b/>
+        </w:rPr>
+        <w:t>dataset card</w:t>
+      </w:r>
+      <w:r>
+        <w:rPr>
+          <w:b w:val="0"/>
+        </w:rPr>
+        <w:t xml:space="preserve">s to solve a model-building problem. What information do they have? What important </w:t>
+      </w:r>
+      <w:r>
+        <w:rPr>
+          <w:b/>
+        </w:rPr>
+        <w:t>evidence</w:t>
+      </w:r>
+      <w:r>
+        <w:rPr>
+          <w:b w:val="0"/>
+        </w:rPr>
+        <w:t xml:space="preserve"> is still missing?</w:t>
+      </w:r>
+    </w:p>
+    <w:p>
+      <w:pPr>
+        <w:spacing w:line="336" w:lineRule="auto" w:after="180"/>
+      </w:pPr>
+      <w:r>
+        <w:rPr>
+          <w:b w:val="0"/>
+        </w:rPr>
         <w:t>Name three visible details without interpreting them.</w:t>
       </w:r>
     </w:p>
     <w:p>
-      <w:r>
+      <w:pPr>
+        <w:spacing w:line="336" w:lineRule="auto" w:after="180"/>
+      </w:pPr>
+      <w:r>
+        <w:rPr>
+          <w:b w:val="0"/>
+        </w:rPr>
         <w:t>Predict the data, model, or evaluation decision being made.</w:t>
       </w:r>
     </w:p>
     <w:p>
-      <w:r>
+      <w:pPr>
+        <w:spacing w:line="336" w:lineRule="auto" w:after="180"/>
+      </w:pPr>
+      <w:r>
+        <w:rPr>
+          <w:b w:val="0"/>
+        </w:rPr>
         <w:t>Identify one hidden assumption that could change the result.</w:t>
       </w:r>
     </w:p>
     <w:p>
-      <w:r>
-        <w:t>State what evidence would confirm or reject your prediction.</w:t>
-      </w:r>
-    </w:p>
-    <w:p>
-      <w:r>
-        <w:t>My prediction and supporting evidence:</w:t>
+      <w:pPr>
+        <w:spacing w:line="336" w:lineRule="auto" w:after="180"/>
+      </w:pPr>
+      <w:r>
+        <w:rPr>
+          <w:b w:val="0"/>
+        </w:rPr>
+        <w:t xml:space="preserve">State what </w:t>
+      </w:r>
+      <w:r>
+        <w:rPr>
+          <w:b/>
+        </w:rPr>
+        <w:t>evidence</w:t>
+      </w:r>
+      <w:r>
+        <w:rPr>
+          <w:b w:val="0"/>
+        </w:rPr>
+        <w:t xml:space="preserve"> would confirm or reject your </w:t>
+      </w:r>
+      <w:r>
+        <w:rPr>
+          <w:b/>
+        </w:rPr>
+        <w:t>prediction</w:t>
+      </w:r>
+      <w:r>
+        <w:rPr>
+          <w:b w:val="0"/>
+        </w:rPr>
+        <w:t>.</w:t>
+      </w:r>
+    </w:p>
+    <w:p>
+      <w:pPr>
+        <w:spacing w:line="336" w:lineRule="auto" w:after="180"/>
+      </w:pPr>
+      <w:r>
+        <w:rPr>
+          <w:b w:val="0"/>
+        </w:rPr>
+        <w:t xml:space="preserve">My </w:t>
+      </w:r>
+      <w:r>
+        <w:rPr>
+          <w:b/>
+        </w:rPr>
+        <w:t>prediction</w:t>
+      </w:r>
+      <w:r>
+        <w:rPr>
+          <w:b w:val="0"/>
+        </w:rPr>
+        <w:t xml:space="preserve"> and supporting </w:t>
+      </w:r>
+      <w:r>
+        <w:rPr>
+          <w:b/>
+        </w:rPr>
+        <w:t>evidence</w:t>
+      </w:r>
+      <w:r>
+        <w:rPr>
+          <w:b w:val="0"/>
+        </w:rPr>
+        <w:t>:</w:t>
       </w:r>
     </w:p>
     <w:p>
@@ -275,13 +622,83 @@
       </w:r>
     </w:p>
     <w:p>
-      <w:r>
-        <w:t>A dataset can look like a neat table and still contain missing outcomes, repeated records or impossible values. Before fitting a model, inspect what one row represents and document where the table came from. A dataset card is a short record of its purpose, contents, collection, changes and limits. It helps another person decide whether the data suits a proposed use.</w:t>
-      </w:r>
-    </w:p>
-    <w:p>
-      <w:r>
-        <w:t>Our source is a teacher-authored fictional export called Robot practice v1, created for this lesson. Each row is intended to describe one trip, with one unique trip ID and elapsed duration in minutes. Durations may be zero or positive; None means unknown. All trips are described as indoor practice trips. No real robot measurements or personal records were collected, and there is no evidence about outdoor performance.</w:t>
+      <w:pPr>
+        <w:spacing w:line="336" w:lineRule="auto" w:after="180"/>
+      </w:pPr>
+      <w:r>
+        <w:rPr>
+          <w:b w:val="0"/>
+        </w:rPr>
+        <w:t xml:space="preserve">A dataset can look like a neat table and still contain missing outcomes, repeated records or impossible values. Before </w:t>
+      </w:r>
+      <w:r>
+        <w:rPr>
+          <w:b/>
+        </w:rPr>
+        <w:t>fitting</w:t>
+      </w:r>
+      <w:r>
+        <w:rPr>
+          <w:b w:val="0"/>
+        </w:rPr>
+        <w:t xml:space="preserve"> a model, inspect what one row represents and document where the table came from.</w:t>
+      </w:r>
+    </w:p>
+    <w:p>
+      <w:pPr>
+        <w:spacing w:line="336" w:lineRule="auto" w:after="180"/>
+      </w:pPr>
+      <w:r>
+        <w:rPr>
+          <w:b w:val="0"/>
+        </w:rPr>
+        <w:t xml:space="preserve">A </w:t>
+      </w:r>
+      <w:r>
+        <w:rPr>
+          <w:b/>
+        </w:rPr>
+        <w:t>dataset card</w:t>
+      </w:r>
+      <w:r>
+        <w:rPr>
+          <w:b w:val="0"/>
+        </w:rPr>
+        <w:t xml:space="preserve"> is a short record of its purpose, contents, collection, changes and limits. It helps another person decide whether the data suits a proposed use.</w:t>
+      </w:r>
+    </w:p>
+    <w:p>
+      <w:pPr>
+        <w:spacing w:line="336" w:lineRule="auto" w:after="180"/>
+      </w:pPr>
+      <w:r>
+        <w:rPr>
+          <w:b w:val="0"/>
+        </w:rPr>
+        <w:t>Our source is a teacher-authored fictional export called Robot practice v1, created for this lesson. Each row is intended to describe one trip, with one unique trip ID and elapsed duration in minutes.</w:t>
+      </w:r>
+    </w:p>
+    <w:p>
+      <w:pPr>
+        <w:spacing w:line="336" w:lineRule="auto" w:after="180"/>
+      </w:pPr>
+      <w:r>
+        <w:rPr>
+          <w:b w:val="0"/>
+        </w:rPr>
+        <w:t xml:space="preserve">Durations may be zero or positive; None means unknown. All trips are described as indoor practice trips. No real robot measurements or personal records were collected, and there is no </w:t>
+      </w:r>
+      <w:r>
+        <w:rPr>
+          <w:b/>
+        </w:rPr>
+        <w:t>evidence</w:t>
+      </w:r>
+      <w:r>
+        <w:rPr>
+          <w:b w:val="0"/>
+        </w:rPr>
+        <w:t xml:space="preserve"> about outdoor performance.</w:t>
       </w:r>
     </w:p>
     <w:tbl>
@@ -492,8 +909,37 @@
       </w:tr>
     </w:tbl>
     <w:p>
-      <w:r>
-        <w:t>Keep this raw version unchanged. At this stage a flag means investigate, not automatically delete or replace. A repeated ID might be a copied row or a problem with the supposed one-row-per-trip definition. We need evidence before deciding what happened.</w:t>
+      <w:pPr>
+        <w:spacing w:line="336" w:lineRule="auto" w:after="180"/>
+      </w:pPr>
+      <w:r>
+        <w:rPr>
+          <w:b w:val="0"/>
+        </w:rPr>
+        <w:t>Keep this raw version unchanged. At this stage a flag means investigate, not automatically delete or replace. A repeated ID might be a copied row or a problem with the supposed one-row-per-trip definition.</w:t>
+      </w:r>
+    </w:p>
+    <w:p>
+      <w:pPr>
+        <w:spacing w:line="336" w:lineRule="auto" w:after="180"/>
+      </w:pPr>
+      <w:r>
+        <w:rPr>
+          <w:b w:val="0"/>
+        </w:rPr>
+        <w:t xml:space="preserve">We need </w:t>
+      </w:r>
+      <w:r>
+        <w:rPr>
+          <w:b/>
+        </w:rPr>
+        <w:t>evidence</w:t>
+      </w:r>
+      <w:r>
+        <w:rPr>
+          <w:b w:val="0"/>
+        </w:rPr>
+        <w:t xml:space="preserve"> before deciding what happened.</w:t>
       </w:r>
     </w:p>
     <w:p>
@@ -506,7 +952,24 @@
     </w:p>
     <w:p>
       <w:r>
-        <w:t>ML MECHANISM</w:t>
+        <w:t>Follow the mechanism for Dataset Cards. Connect each labelled input, deciding step and result.</w:t>
+      </w:r>
+    </w:p>
+    <w:p>
+      <w:pPr>
+        <w:spacing w:line="336" w:lineRule="auto" w:after="180"/>
+      </w:pPr>
+      <w:r>
+        <w:rPr>
+          <w:b/>
+        </w:rPr>
+        <w:t xml:space="preserve">ML </w:t>
+      </w:r>
+      <w:r>
+        <w:rPr>
+          <w:b/>
+        </w:rPr>
+        <w:t>MECHANISM</w:t>
       </w:r>
     </w:p>
     <w:p>
@@ -518,7 +981,13 @@
       </w:r>
     </w:p>
     <w:p>
-      <w:r>
+      <w:pPr>
+        <w:spacing w:line="336" w:lineRule="auto" w:after="180"/>
+      </w:pPr>
+      <w:r>
+        <w:rPr>
+          <w:b w:val="0"/>
+        </w:rPr>
         <w:t>Trace the information, fitted behavior, and evaluation proof separately.</w:t>
       </w:r>
     </w:p>
@@ -631,28 +1100,148 @@
       </w:r>
     </w:p>
     <w:p>
-      <w:r>
-        <w:t>QUESTION  Complete a dataset card and identify two uses the data cannot support.</w:t>
-      </w:r>
-    </w:p>
-    <w:p>
-      <w:r>
-        <w:t>MODEL IDEA  A dataset card records where data came from, why it exists, its fields, collection process, known gaps, risks, and prohibited uses.</w:t>
-      </w:r>
-    </w:p>
-    <w:p>
-      <w:r>
-        <w:t>PROOF NEEDED  Use an unseen case, visible calculation, error analysis, and a stated limitation.</w:t>
-      </w:r>
-    </w:p>
-    <w:p>
-      <w:r>
+      <w:pPr>
+        <w:pStyle w:val="Heading3"/>
+      </w:pPr>
+      <w:r>
+        <w:t>Question to explain</w:t>
+      </w:r>
+    </w:p>
+    <w:p>
+      <w:pPr>
+        <w:spacing w:line="336" w:lineRule="auto" w:after="180"/>
+        <w:shd w:fill="F5F1FB"/>
+      </w:pPr>
+      <w:r>
+        <w:rPr>
+          <w:b w:val="0"/>
+        </w:rPr>
+        <w:t xml:space="preserve">QUESTION  Complete a </w:t>
+      </w:r>
+      <w:r>
+        <w:rPr>
+          <w:b/>
+        </w:rPr>
+        <w:t>dataset card</w:t>
+      </w:r>
+      <w:r>
+        <w:rPr>
+          <w:b w:val="0"/>
+        </w:rPr>
+        <w:t xml:space="preserve"> and identify two uses the data cannot support.</w:t>
+      </w:r>
+    </w:p>
+    <w:p>
+      <w:pPr>
+        <w:spacing w:line="336" w:lineRule="auto" w:after="180"/>
+      </w:pPr>
+      <w:r>
+        <w:rPr>
+          <w:b w:val="0"/>
+        </w:rPr>
+        <w:t xml:space="preserve">MODEL IDEA  A </w:t>
+      </w:r>
+      <w:r>
+        <w:rPr>
+          <w:b/>
+        </w:rPr>
+        <w:t>dataset card</w:t>
+      </w:r>
+      <w:r>
+        <w:rPr>
+          <w:b w:val="0"/>
+        </w:rPr>
+        <w:t xml:space="preserve"> records where data came from, why it exists, its fields, collection </w:t>
+      </w:r>
+      <w:r>
+        <w:rPr>
+          <w:b/>
+        </w:rPr>
+        <w:t>process</w:t>
+      </w:r>
+      <w:r>
+        <w:rPr>
+          <w:b w:val="0"/>
+        </w:rPr>
+        <w:t xml:space="preserve">, known gaps, risks, and </w:t>
+      </w:r>
+      <w:r>
+        <w:rPr>
+          <w:b/>
+        </w:rPr>
+        <w:t>prohibited use</w:t>
+      </w:r>
+      <w:r>
+        <w:rPr>
+          <w:b w:val="0"/>
+        </w:rPr>
+        <w:t>s.</w:t>
+      </w:r>
+    </w:p>
+    <w:p>
+      <w:pPr>
+        <w:spacing w:line="336" w:lineRule="auto" w:after="180"/>
+      </w:pPr>
+      <w:r>
+        <w:rPr>
+          <w:b w:val="0"/>
+        </w:rPr>
+        <w:t xml:space="preserve">PROOF NEEDED  Use an unseen case, visible calculation, error analysis, and a stated </w:t>
+      </w:r>
+      <w:r>
+        <w:rPr>
+          <w:b/>
+        </w:rPr>
+        <w:t>limitation</w:t>
+      </w:r>
+      <w:r>
+        <w:rPr>
+          <w:b w:val="0"/>
+        </w:rPr>
+        <w:t>.</w:t>
+      </w:r>
+    </w:p>
+    <w:p>
+      <w:pPr>
+        <w:pStyle w:val="Heading3"/>
+      </w:pPr>
+      <w:r>
+        <w:t>How the mechanism works</w:t>
+      </w:r>
+    </w:p>
+    <w:p>
+      <w:pPr>
+        <w:spacing w:line="336" w:lineRule="auto" w:after="180"/>
+        <w:shd w:fill="F1F6F8"/>
+      </w:pPr>
+      <w:r>
+        <w:rPr>
+          <w:b w:val="0"/>
+        </w:rPr>
         <w:t>UNDER THE HOOD  Source: student-collected classroom plant photos with permission. Purpose: teach a low-stakes healthy-versus-spotted classifier.</w:t>
       </w:r>
     </w:p>
     <w:p>
-      <w:r>
-        <w:t>Draw a fresh data → model → prediction → evaluation trace:</w:t>
+      <w:pPr>
+        <w:spacing w:line="336" w:lineRule="auto" w:after="180"/>
+      </w:pPr>
+      <w:r>
+        <w:rPr>
+          <w:b w:val="0"/>
+        </w:rPr>
+        <w:t xml:space="preserve">Draw a fresh data → model → </w:t>
+      </w:r>
+      <w:r>
+        <w:rPr>
+          <w:b/>
+        </w:rPr>
+        <w:t>prediction</w:t>
+      </w:r>
+      <w:r>
+        <w:rPr>
+          <w:b w:val="0"/>
+        </w:rPr>
+        <w:t xml:space="preserve"> → evaluation trace:</w:t>
       </w:r>
     </w:p>
     <w:p>
@@ -695,8 +1284,37 @@
       </w:r>
     </w:p>
     <w:p>
-      <w:r>
-        <w:t>A set stores each distinct ID once. The output is 5 4 2 1: five rows, four distinct IDs, two rows with unknown duration and one row with a negative duration. There is one extra occurrence beyond the four distinct IDs. This is not a count of all rows in repeated-ID groups: both B rows belong to that group.</w:t>
+      <w:pPr>
+        <w:spacing w:line="336" w:lineRule="auto" w:after="180"/>
+      </w:pPr>
+      <w:r>
+        <w:rPr>
+          <w:b w:val="0"/>
+        </w:rPr>
+        <w:t xml:space="preserve">A set stores each distinct ID once. The </w:t>
+      </w:r>
+      <w:r>
+        <w:rPr>
+          <w:b/>
+        </w:rPr>
+        <w:t>output</w:t>
+      </w:r>
+      <w:r>
+        <w:rPr>
+          <w:b w:val="0"/>
+        </w:rPr>
+        <w:t xml:space="preserve"> is 5 4 2 1: five rows, four distinct IDs, two rows with unknown duration and one row with a negative duration. There is one extra occurrence beyond the four distinct IDs.</w:t>
+      </w:r>
+    </w:p>
+    <w:p>
+      <w:pPr>
+        <w:spacing w:line="336" w:lineRule="auto" w:after="180"/>
+      </w:pPr>
+      <w:r>
+        <w:rPr>
+          <w:b w:val="0"/>
+        </w:rPr>
+        <w:t>This is not a count of all rows in repeated-ID groups: both B rows belong to that group.</w:t>
       </w:r>
     </w:p>
     <w:p>
@@ -856,8 +1474,37 @@
       </w:r>
     </w:p>
     <w:p>
-      <w:r>
-        <w:t>The code assumes every row is a pair and each duration is a number or None. It is a small audit, not full schema validation. It does not check text values, units, source truth or whether IDs refer to real unique events. A successful run does not certify data quality.</w:t>
+      <w:pPr>
+        <w:spacing w:line="336" w:lineRule="auto" w:after="180"/>
+      </w:pPr>
+      <w:r>
+        <w:rPr>
+          <w:b w:val="0"/>
+        </w:rPr>
+        <w:t xml:space="preserve">The code assumes every row is a pair and each duration is a number or None. It is a small audit, not full </w:t>
+      </w:r>
+      <w:r>
+        <w:rPr>
+          <w:b/>
+        </w:rPr>
+        <w:t>schema</w:t>
+      </w:r>
+      <w:r>
+        <w:rPr>
+          <w:b w:val="0"/>
+        </w:rPr>
+        <w:t xml:space="preserve"> validation. It does not check text values, units, source truth or whether IDs refer to real unique events.</w:t>
+      </w:r>
+    </w:p>
+    <w:p>
+      <w:pPr>
+        <w:spacing w:line="336" w:lineRule="auto" w:after="180"/>
+      </w:pPr>
+      <w:r>
+        <w:rPr>
+          <w:b w:val="0"/>
+        </w:rPr>
+        <w:t>A successful run does not certify data quality.</w:t>
       </w:r>
     </w:p>
     <w:p>
@@ -869,8 +1516,26 @@
       </w:r>
     </w:p>
     <w:p>
-      <w:r>
-        <w:t>Point to the input, the deciding step and the result in this week’s visual. Explain the same step in ordinary words. A picture helps when you can say what each part represents.</w:t>
+      <w:pPr>
+        <w:spacing w:line="336" w:lineRule="auto" w:after="180"/>
+      </w:pPr>
+      <w:r>
+        <w:rPr>
+          <w:b w:val="0"/>
+        </w:rPr>
+        <w:t xml:space="preserve">Point to the </w:t>
+      </w:r>
+      <w:r>
+        <w:rPr>
+          <w:b/>
+        </w:rPr>
+        <w:t>input</w:t>
+      </w:r>
+      <w:r>
+        <w:rPr>
+          <w:b w:val="0"/>
+        </w:rPr>
+        <w:t>, the deciding step and the result in this week’s visual. Explain the same step in ordinary words. A picture helps when you can say what each part represents.</w:t>
       </w:r>
     </w:p>
     <w:p>
@@ -883,6 +1548,17 @@
     </w:p>
     <w:p>
       <w:r>
+        <w:t>Compare the supplied cases for Dataset Cards. Identify the detail that changes the conclusion.</w:t>
+      </w:r>
+    </w:p>
+    <w:p>
+      <w:pPr>
+        <w:spacing w:line="336" w:lineRule="auto" w:after="180"/>
+      </w:pPr>
+      <w:r>
+        <w:rPr>
+          <w:b/>
+        </w:rPr>
         <w:t>EVALUATION DESIGN</w:t>
       </w:r>
     </w:p>
@@ -895,7 +1571,13 @@
       </w:r>
     </w:p>
     <w:p>
-      <w:r>
+      <w:pPr>
+        <w:spacing w:line="336" w:lineRule="auto" w:after="180"/>
+      </w:pPr>
+      <w:r>
+        <w:rPr>
+          <w:b w:val="0"/>
+        </w:rPr>
         <w:t>A system is not understood until it survives more than one comfortable example.</w:t>
       </w:r>
     </w:p>
@@ -1044,32 +1726,91 @@
       </w:r>
     </w:p>
     <w:p>
-      <w:r>
+      <w:pPr>
+        <w:spacing w:line="336" w:lineRule="auto" w:after="180"/>
+      </w:pPr>
+      <w:r>
+        <w:rPr>
+          <w:b w:val="0"/>
+        </w:rPr>
         <w:t>NORMAL  Expected data and expected behavior.</w:t>
       </w:r>
     </w:p>
     <w:p>
-      <w:r>
-        <w:t>BOUNDARY  Value close to a threshold, ambiguous label, or uncertain prediction.</w:t>
-      </w:r>
-    </w:p>
-    <w:p>
-      <w:r>
+      <w:pPr>
+        <w:pStyle w:val="Heading3"/>
+      </w:pPr>
+      <w:r>
+        <w:t>Keep this boundary clear</w:t>
+      </w:r>
+    </w:p>
+    <w:p>
+      <w:pPr>
+        <w:spacing w:line="336" w:lineRule="auto" w:after="180"/>
+        <w:shd w:fill="FFF5E6"/>
+      </w:pPr>
+      <w:r>
+        <w:rPr>
+          <w:b w:val="0"/>
+        </w:rPr>
+        <w:t xml:space="preserve">BOUNDARY  Value close to a threshold, ambiguous label, or uncertain </w:t>
+      </w:r>
+      <w:r>
+        <w:rPr>
+          <w:b/>
+        </w:rPr>
+        <w:t>prediction</w:t>
+      </w:r>
+      <w:r>
+        <w:rPr>
+          <w:b w:val="0"/>
+        </w:rPr>
+        <w:t>.</w:t>
+      </w:r>
+    </w:p>
+    <w:p>
+      <w:pPr>
+        <w:spacing w:line="336" w:lineRule="auto" w:after="180"/>
+      </w:pPr>
+      <w:r>
+        <w:rPr>
+          <w:b w:val="0"/>
+        </w:rPr>
         <w:t>MISSING  Necessary field, label, source, or measurement is unavailable.</w:t>
       </w:r>
     </w:p>
     <w:p>
-      <w:r>
+      <w:pPr>
+        <w:spacing w:line="336" w:lineRule="auto" w:after="180"/>
+      </w:pPr>
+      <w:r>
+        <w:rPr>
+          <w:b w:val="0"/>
+        </w:rPr>
         <w:t>SHIFTED  New lighting, species, device, subgroup, or time condition.</w:t>
       </w:r>
     </w:p>
     <w:p>
-      <w:r>
+      <w:pPr>
+        <w:spacing w:line="336" w:lineRule="auto" w:after="180"/>
+        <w:shd w:fill="FFF5E6"/>
+      </w:pPr>
+      <w:r>
+        <w:rPr>
+          <w:b w:val="0"/>
+        </w:rPr>
         <w:t>RELEASE RULE  Passing one case never proves generalization. Predefine expected behavior for all four categories.</w:t>
       </w:r>
     </w:p>
     <w:p>
-      <w:r>
+      <w:pPr>
+        <w:spacing w:line="336" w:lineRule="auto" w:after="180"/>
+        <w:shd w:fill="F5F1FB"/>
+      </w:pPr>
+      <w:r>
+        <w:rPr>
+          <w:b w:val="0"/>
+        </w:rPr>
         <w:t>Which case most threatens today's claim, and why?</w:t>
       </w:r>
     </w:p>
@@ -1082,17 +1823,68 @@
       </w:r>
     </w:p>
     <w:p>
-      <w:r>
+      <w:pPr>
+        <w:pStyle w:val="Heading3"/>
+      </w:pPr>
+      <w:r>
+        <w:t>Change one thing</w:t>
+      </w:r>
+    </w:p>
+    <w:p>
+      <w:pPr>
+        <w:spacing w:line="336" w:lineRule="auto" w:after="180"/>
+        <w:shd w:fill="F5F1FB"/>
+      </w:pPr>
+      <w:r>
+        <w:rPr>
+          <w:b w:val="0"/>
+        </w:rPr>
         <w:t>Change: The dataset adds 6 outdoor photos of the same plants.</w:t>
       </w:r>
     </w:p>
     <w:p>
-      <w:r>
-        <w:t>Prediction: Photo count becomes 24, plant count remains 6; lighting coverage changes.</w:t>
-      </w:r>
-    </w:p>
-    <w:p>
-      <w:r>
+      <w:pPr>
+        <w:pStyle w:val="Heading3"/>
+      </w:pPr>
+      <w:r>
+        <w:t>Predicted result</w:t>
+      </w:r>
+    </w:p>
+    <w:p>
+      <w:pPr>
+        <w:spacing w:line="336" w:lineRule="auto" w:after="180"/>
+        <w:shd w:fill="F1F6FC"/>
+      </w:pPr>
+      <w:r>
+        <w:rPr>
+          <w:b/>
+        </w:rPr>
+        <w:t>Prediction</w:t>
+      </w:r>
+      <w:r>
+        <w:rPr>
+          <w:b w:val="0"/>
+        </w:rPr>
+        <w:t>: Photo count becomes 24, plant count remains 6; lighting coverage changes.</w:t>
+      </w:r>
+    </w:p>
+    <w:p>
+      <w:pPr>
+        <w:pStyle w:val="Heading3"/>
+      </w:pPr>
+      <w:r>
+        <w:t>Why the result follows</w:t>
+      </w:r>
+    </w:p>
+    <w:p>
+      <w:pPr>
+        <w:spacing w:line="336" w:lineRule="auto" w:after="180"/>
+        <w:shd w:fill="F1F6FC"/>
+      </w:pPr>
+      <w:r>
+        <w:rPr>
+          <w:b w:val="0"/>
+        </w:rPr>
         <w:t>Reason: Additional views broaden conditions without creating new independent plant identities.</w:t>
       </w:r>
     </w:p>
@@ -1106,6 +1898,17 @@
     </w:p>
     <w:p>
       <w:r>
+        <w:t>Use the vocabulary of Dataset Cards to explain a concrete decision, rather than only memorising definitions.</w:t>
+      </w:r>
+    </w:p>
+    <w:p>
+      <w:pPr>
+        <w:spacing w:line="336" w:lineRule="auto" w:after="180"/>
+      </w:pPr>
+      <w:r>
+        <w:rPr>
+          <w:b/>
+        </w:rPr>
         <w:t>VOCABULARY</w:t>
       </w:r>
     </w:p>
@@ -1118,7 +1921,13 @@
       </w:r>
     </w:p>
     <w:p>
-      <w:r>
+      <w:pPr>
+        <w:spacing w:line="336" w:lineRule="auto" w:after="180"/>
+      </w:pPr>
+      <w:r>
+        <w:rPr>
+          <w:b w:val="0"/>
+        </w:rPr>
         <w:t>A definition matters when it lets you interpret a new dataset, model, or result.</w:t>
       </w:r>
     </w:p>
@@ -1434,12 +2243,25 @@
       </w:tr>
     </w:tbl>
     <w:p>
-      <w:r>
+      <w:pPr>
+        <w:spacing w:line="336" w:lineRule="auto" w:after="180"/>
+        <w:shd w:fill="FFF5E6"/>
+      </w:pPr>
+      <w:r>
+        <w:rPr>
+          <w:b w:val="0"/>
+        </w:rPr>
         <w:t>MISCONCEPTION TO REPAIR  A file name and list of columns are enough documentation for responsible reuse.</w:t>
       </w:r>
     </w:p>
     <w:p>
-      <w:r>
+      <w:pPr>
+        <w:spacing w:line="336" w:lineRule="auto" w:after="180"/>
+      </w:pPr>
+      <w:r>
+        <w:rPr>
+          <w:b w:val="0"/>
+        </w:rPr>
         <w:t>Repair the claim using a definition, calculation, or test record:</w:t>
       </w:r>
     </w:p>
@@ -1585,7 +2407,24 @@
     </w:p>
     <w:p>
       <w:r>
-        <w:t>WORKED EVIDENCE</w:t>
+        <w:t>Follow the worked trace for Dataset Cards, predict a step, then compare with its explanation.</w:t>
+      </w:r>
+    </w:p>
+    <w:p>
+      <w:pPr>
+        <w:spacing w:line="336" w:lineRule="auto" w:after="180"/>
+      </w:pPr>
+      <w:r>
+        <w:rPr>
+          <w:b/>
+        </w:rPr>
+        <w:t xml:space="preserve">WORKED </w:t>
+      </w:r>
+      <w:r>
+        <w:rPr>
+          <w:b/>
+        </w:rPr>
+        <w:t>EVIDENCE</w:t>
       </w:r>
     </w:p>
     <w:p>
@@ -1597,8 +2436,26 @@
       </w:r>
     </w:p>
     <w:p>
-      <w:r>
-        <w:t>Predict first. Then check each step. A correct answer without visible evidence cannot be audited.</w:t>
+      <w:pPr>
+        <w:spacing w:line="336" w:lineRule="auto" w:after="180"/>
+      </w:pPr>
+      <w:r>
+        <w:rPr>
+          <w:b w:val="0"/>
+        </w:rPr>
+        <w:t xml:space="preserve">Predict first. Then check each step. A correct answer without visible </w:t>
+      </w:r>
+      <w:r>
+        <w:rPr>
+          <w:b/>
+        </w:rPr>
+        <w:t>evidence</w:t>
+      </w:r>
+      <w:r>
+        <w:rPr>
+          <w:b w:val="0"/>
+        </w:rPr>
+        <w:t xml:space="preserve"> cannot be audited.</w:t>
       </w:r>
     </w:p>
     <w:p>
@@ -1638,33 +2495,130 @@
       </w:r>
     </w:p>
     <w:p>
-      <w:r>
+      <w:pPr>
+        <w:pStyle w:val="Heading3"/>
+      </w:pPr>
+      <w:r>
+        <w:t>Step 1</w:t>
+      </w:r>
+    </w:p>
+    <w:p>
+      <w:pPr>
+        <w:spacing w:line="336" w:lineRule="auto" w:after="180"/>
+        <w:shd w:fill="F4F9FC"/>
+      </w:pPr>
+      <w:r>
+        <w:rPr>
+          <w:b w:val="0"/>
+        </w:rPr>
         <w:t>STEP 1  Source: student-collected classroom plant photos with permission.</w:t>
       </w:r>
     </w:p>
     <w:p>
-      <w:r>
+      <w:pPr>
+        <w:pStyle w:val="Heading3"/>
+      </w:pPr>
+      <w:r>
+        <w:t>Step 2</w:t>
+      </w:r>
+    </w:p>
+    <w:p>
+      <w:pPr>
+        <w:spacing w:line="336" w:lineRule="auto" w:after="180"/>
+        <w:shd w:fill="F4F9FC"/>
+      </w:pPr>
+      <w:r>
+        <w:rPr>
+          <w:b w:val="0"/>
+        </w:rPr>
         <w:t>STEP 2  Purpose: teach a low-stakes healthy-versus-spotted classifier.</w:t>
       </w:r>
     </w:p>
     <w:p>
-      <w:r>
-        <w:t>STEP 3  Gap: few evening-light photos and no outdoor disease diagnosis evidence.</w:t>
-      </w:r>
-    </w:p>
-    <w:p>
-      <w:r>
+      <w:pPr>
+        <w:pStyle w:val="Heading3"/>
+      </w:pPr>
+      <w:r>
+        <w:t>Step 3</w:t>
+      </w:r>
+    </w:p>
+    <w:p>
+      <w:pPr>
+        <w:spacing w:line="336" w:lineRule="auto" w:after="180"/>
+        <w:shd w:fill="F4F9FC"/>
+      </w:pPr>
+      <w:r>
+        <w:rPr>
+          <w:b w:val="0"/>
+        </w:rPr>
+        <w:t xml:space="preserve">STEP 3  Gap: few evening-light photos and no outdoor disease diagnosis </w:t>
+      </w:r>
+      <w:r>
+        <w:rPr>
+          <w:b/>
+        </w:rPr>
+        <w:t>evidence</w:t>
+      </w:r>
+      <w:r>
+        <w:rPr>
+          <w:b w:val="0"/>
+        </w:rPr>
+        <w:t>.</w:t>
+      </w:r>
+    </w:p>
+    <w:p>
+      <w:pPr>
+        <w:pStyle w:val="Heading3"/>
+      </w:pPr>
+      <w:r>
+        <w:t>Step 4</w:t>
+      </w:r>
+    </w:p>
+    <w:p>
+      <w:pPr>
+        <w:spacing w:line="336" w:lineRule="auto" w:after="180"/>
+        <w:shd w:fill="F4F9FC"/>
+      </w:pPr>
+      <w:r>
+        <w:rPr>
+          <w:b w:val="0"/>
+        </w:rPr>
         <w:t>STEP 4  Prohibit medical, agricultural, or pesticide decisions; require teacher review.</w:t>
       </w:r>
     </w:p>
     <w:p>
-      <w:r>
+      <w:pPr>
+        <w:spacing w:line="336" w:lineRule="auto" w:after="180"/>
+        <w:shd w:fill="EDF7F3"/>
+      </w:pPr>
+      <w:r>
+        <w:rPr>
+          <w:b w:val="0"/>
+        </w:rPr>
         <w:t>CHECK  Verify the denominator, unit, split, class definition, and data version before interpreting a score.</w:t>
       </w:r>
     </w:p>
     <w:p>
-      <w:r>
-        <w:t>Recalculate, retrace, or restate the evidence independently:</w:t>
+      <w:pPr>
+        <w:spacing w:line="336" w:lineRule="auto" w:after="180"/>
+      </w:pPr>
+      <w:r>
+        <w:rPr>
+          <w:b w:val="0"/>
+        </w:rPr>
+        <w:t xml:space="preserve">Recalculate, retrace, or restate the </w:t>
+      </w:r>
+      <w:r>
+        <w:rPr>
+          <w:b/>
+        </w:rPr>
+        <w:t>evidence</w:t>
+      </w:r>
+      <w:r>
+        <w:rPr>
+          <w:b w:val="0"/>
+        </w:rPr>
+        <w:t xml:space="preserve"> independently:</w:t>
       </w:r>
     </w:p>
     <w:p>
@@ -1676,20 +2630,98 @@
       </w:r>
     </w:p>
     <w:p>
-      <w:r>
-        <w:t>For Robot practice v1, record the purpose as practising inspection, the source as teacher-authored fictional data, and the row meaning as an intended single indoor trip. Record the five-row count, the ID field, minutes as the duration unit and None as unknown. List the duplicate-ID and invalid-duration findings. State that no cleaning has occurred, no train/test split is assigned, and no model has been evaluated.</w:t>
-      </w:r>
-    </w:p>
-    <w:p>
-      <w:r>
-        <w:t>Add intended use, excluded uses, known gaps, version and a contact or owner. Here the lesson teacher maintains the practice copy; its allowed classroom purpose is inspection practice. Do not describe it as validated navigation data. For a real external dataset, also verify its actual permission or licence and collection context; an absent field in the documentation is an unanswered question, not permission to invent a value.</w:t>
-      </w:r>
-    </w:p>
-    <w:p>
       <w:pPr>
         <w:pStyle w:val="Heading3"/>
       </w:pPr>
       <w:r>
+        <w:t>Worked explanation · Dataset Cards</w:t>
+      </w:r>
+    </w:p>
+    <w:p>
+      <w:pPr>
+        <w:spacing w:line="336" w:lineRule="auto" w:after="180"/>
+        <w:shd w:fill="F1F6FC"/>
+      </w:pPr>
+      <w:r>
+        <w:rPr>
+          <w:b w:val="0"/>
+        </w:rPr>
+        <w:t>For Robot practice v1, record the purpose as practising inspection, the source as teacher-authored fictional data, and the row meaning as an intended single indoor trip.</w:t>
+      </w:r>
+    </w:p>
+    <w:p>
+      <w:pPr>
+        <w:spacing w:line="336" w:lineRule="auto" w:after="180"/>
+        <w:shd w:fill="F1F6FC"/>
+      </w:pPr>
+      <w:r>
+        <w:rPr>
+          <w:b w:val="0"/>
+        </w:rPr>
+        <w:t>Record the five-row count, the ID field, minutes as the duration unit and None as unknown. List the duplicate-ID and invalid-duration findings.</w:t>
+      </w:r>
+    </w:p>
+    <w:p>
+      <w:pPr>
+        <w:spacing w:line="336" w:lineRule="auto" w:after="180"/>
+        <w:shd w:fill="F1F6FC"/>
+      </w:pPr>
+      <w:r>
+        <w:rPr>
+          <w:b w:val="0"/>
+        </w:rPr>
+        <w:t>State that no cleaning has occurred, no train/test split is assigned, and no model has been evaluated.</w:t>
+      </w:r>
+    </w:p>
+    <w:p>
+      <w:pPr>
+        <w:pStyle w:val="Heading3"/>
+      </w:pPr>
+      <w:r>
+        <w:t>Worked explanation · Dataset Cards</w:t>
+      </w:r>
+    </w:p>
+    <w:p>
+      <w:pPr>
+        <w:spacing w:line="336" w:lineRule="auto" w:after="180"/>
+        <w:shd w:fill="F1F6FC"/>
+      </w:pPr>
+      <w:r>
+        <w:rPr>
+          <w:b w:val="0"/>
+        </w:rPr>
+        <w:t>Add intended use, excluded uses, known gaps, version and a contact or owner. Here the lesson teacher maintains the practice copy; its allowed classroom purpose is inspection practice.</w:t>
+      </w:r>
+    </w:p>
+    <w:p>
+      <w:pPr>
+        <w:spacing w:line="336" w:lineRule="auto" w:after="180"/>
+        <w:shd w:fill="F1F6FC"/>
+      </w:pPr>
+      <w:r>
+        <w:rPr>
+          <w:b w:val="0"/>
+        </w:rPr>
+        <w:t>Do not describe it as validated navigation data.</w:t>
+      </w:r>
+    </w:p>
+    <w:p>
+      <w:pPr>
+        <w:spacing w:line="336" w:lineRule="auto" w:after="180"/>
+        <w:shd w:fill="F1F6FC"/>
+      </w:pPr>
+      <w:r>
+        <w:rPr>
+          <w:b w:val="0"/>
+        </w:rPr>
+        <w:t>For a real external dataset, also verify its actual permission or licence and collection context; an absent field in the documentation is an unanswered question, not permission to invent a value.</w:t>
+      </w:r>
+    </w:p>
+    <w:p>
+      <w:pPr>
+        <w:pStyle w:val="Heading3"/>
+      </w:pPr>
+      <w:r>
         <w:t>What fraction of the five raw rows has unknown duration? Can you subtract two missing rows, one negative row and one extra ID occurrence from five to count distinct usable trips? Explain using the B rows.</w:t>
       </w:r>
     </w:p>
@@ -1727,7 +2759,13 @@
       </w:r>
     </w:p>
     <w:p>
-      <w:r>
+      <w:pPr>
+        <w:spacing w:line="336" w:lineRule="auto" w:after="180"/>
+      </w:pPr>
+      <w:r>
+        <w:rPr>
+          <w:b w:val="0"/>
+        </w:rPr>
         <w:t>Cover the result before checking it. Say what is given, choose the procedure, and follow one step at a time. Then uncover the result and explain your first mismatch. Ask why a step is allowed, not only what number it produces.</w:t>
       </w:r>
     </w:p>
@@ -1740,8 +2778,26 @@
       </w:r>
     </w:p>
     <w:p>
-      <w:r>
-        <w:t>Build a dataset card that reveals what the photo count hides.</w:t>
+      <w:pPr>
+        <w:spacing w:line="336" w:lineRule="auto" w:after="180"/>
+      </w:pPr>
+      <w:r>
+        <w:rPr>
+          <w:b w:val="0"/>
+        </w:rPr>
+        <w:t xml:space="preserve">Build a </w:t>
+      </w:r>
+      <w:r>
+        <w:rPr>
+          <w:b/>
+        </w:rPr>
+        <w:t>dataset card</w:t>
+      </w:r>
+      <w:r>
+        <w:rPr>
+          <w:b w:val="0"/>
+        </w:rPr>
+        <w:t xml:space="preserve"> that reveals what the photo count hides.</w:t>
       </w:r>
     </w:p>
     <w:p>
@@ -1753,13 +2809,55 @@
       </w:r>
     </w:p>
     <w:p>
-      <w:r>
+      <w:pPr>
+        <w:pStyle w:val="Heading3"/>
+      </w:pPr>
+      <w:r>
+        <w:t>Supplied facts</w:t>
+      </w:r>
+    </w:p>
+    <w:p>
+      <w:pPr>
+        <w:spacing w:line="336" w:lineRule="auto" w:after="180"/>
+        <w:shd w:fill="F1F6FC"/>
+      </w:pPr>
+      <w:r>
+        <w:rPr>
+          <w:b w:val="0"/>
+        </w:rPr>
         <w:t>Teacher-created dataset: 18 photos of 6 fictional plants, 3 views each, one tablet, indoor fluorescent light. Label rule is visible spot/no visible spot/review.</w:t>
       </w:r>
     </w:p>
     <w:p>
-      <w:r>
-        <w:t>All inputs and outcomes in this worked example are invented classroom data; no real model run is claimed.</w:t>
+      <w:pPr>
+        <w:pStyle w:val="Heading3"/>
+      </w:pPr>
+      <w:r>
+        <w:t>Supplied facts</w:t>
+      </w:r>
+    </w:p>
+    <w:p>
+      <w:pPr>
+        <w:spacing w:line="336" w:lineRule="auto" w:after="180"/>
+        <w:shd w:fill="F1F6FC"/>
+      </w:pPr>
+      <w:r>
+        <w:rPr>
+          <w:b w:val="0"/>
+        </w:rPr>
+        <w:t xml:space="preserve">All </w:t>
+      </w:r>
+      <w:r>
+        <w:rPr>
+          <w:b/>
+        </w:rPr>
+        <w:t>input</w:t>
+      </w:r>
+      <w:r>
+        <w:rPr>
+          <w:b w:val="0"/>
+        </w:rPr>
+        <w:t>s and outcomes in this worked example are invented classroom data; no real model run is claimed.</w:t>
       </w:r>
     </w:p>
     <w:p>
@@ -1922,30 +3020,150 @@
       </w:r>
     </w:p>
     <w:p>
-      <w:r>
-        <w:t>Read the picture in order. Split by plant; state that outdoor use and disease diagnosis have not been evaluated. The arrows show which recorded input or intermediate result each decision uses. Explain the deciding step aloud before checking the changed case; pointing to the final answer alone does not show how it follows.</w:t>
-      </w:r>
-    </w:p>
-    <w:p>
       <w:pPr>
         <w:pStyle w:val="Heading3"/>
       </w:pPr>
       <w:r>
+        <w:t>Why the result follows</w:t>
+      </w:r>
+    </w:p>
+    <w:p>
+      <w:pPr>
+        <w:spacing w:line="336" w:lineRule="auto" w:after="180"/>
+        <w:shd w:fill="F1F6FC"/>
+      </w:pPr>
+      <w:r>
+        <w:rPr>
+          <w:b w:val="0"/>
+        </w:rPr>
+        <w:t xml:space="preserve">Read the picture in order. Split by plant; state that outdoor use and disease diagnosis have not been evaluated. The arrows show which recorded </w:t>
+      </w:r>
+      <w:r>
+        <w:rPr>
+          <w:b/>
+        </w:rPr>
+        <w:t>input</w:t>
+      </w:r>
+      <w:r>
+        <w:rPr>
+          <w:b w:val="0"/>
+        </w:rPr>
+        <w:t xml:space="preserve"> or intermediate result each decision uses.</w:t>
+      </w:r>
+    </w:p>
+    <w:p>
+      <w:pPr>
+        <w:spacing w:line="336" w:lineRule="auto" w:after="180"/>
+        <w:shd w:fill="F1F6FC"/>
+      </w:pPr>
+      <w:r>
+        <w:rPr>
+          <w:b w:val="0"/>
+        </w:rPr>
+        <w:t>Explain the deciding step aloud before checking the changed case; pointing to the final answer alone does not show how it follows.</w:t>
+      </w:r>
+    </w:p>
+    <w:p>
+      <w:pPr>
+        <w:pStyle w:val="Heading3"/>
+      </w:pPr>
+      <w:r>
         <w:t>What this example does not establish</w:t>
       </w:r>
     </w:p>
     <w:p>
-      <w:r>
-        <w:t>A dataset card documents evidence and gaps; writing one does not fix biased sampling or inaccurate labels.</w:t>
-      </w:r>
-    </w:p>
-    <w:p>
-      <w:r>
-        <w:t>Read the labelled picture: What two counts should the revised card show? Point to the relevant step in the picture, then write the changed result and the rule or evidence that supports it.</w:t>
-      </w:r>
-    </w:p>
-    <w:p>
-      <w:r>
+      <w:pPr>
+        <w:pStyle w:val="Heading3"/>
+      </w:pPr>
+      <w:r>
+        <w:t>Keep the stated limit</w:t>
+      </w:r>
+    </w:p>
+    <w:p>
+      <w:pPr>
+        <w:spacing w:line="336" w:lineRule="auto" w:after="180"/>
+        <w:shd w:fill="FFF5E6"/>
+      </w:pPr>
+      <w:r>
+        <w:rPr>
+          <w:b w:val="0"/>
+        </w:rPr>
+        <w:t xml:space="preserve">A </w:t>
+      </w:r>
+      <w:r>
+        <w:rPr>
+          <w:b/>
+        </w:rPr>
+        <w:t>dataset card</w:t>
+      </w:r>
+      <w:r>
+        <w:rPr>
+          <w:b w:val="0"/>
+        </w:rPr>
+        <w:t xml:space="preserve"> documents </w:t>
+      </w:r>
+      <w:r>
+        <w:rPr>
+          <w:b/>
+        </w:rPr>
+        <w:t>evidence</w:t>
+      </w:r>
+      <w:r>
+        <w:rPr>
+          <w:b w:val="0"/>
+        </w:rPr>
+        <w:t xml:space="preserve"> and gaps; writing one does not fix biased sampling or inaccurate labels.</w:t>
+      </w:r>
+    </w:p>
+    <w:p>
+      <w:pPr>
+        <w:pStyle w:val="Heading3"/>
+      </w:pPr>
+      <w:r>
+        <w:t>Keep the stated limit</w:t>
+      </w:r>
+    </w:p>
+    <w:p>
+      <w:pPr>
+        <w:spacing w:line="336" w:lineRule="auto" w:after="180"/>
+        <w:shd w:fill="FFF5E6"/>
+      </w:pPr>
+      <w:r>
+        <w:rPr>
+          <w:b w:val="0"/>
+        </w:rPr>
+        <w:t xml:space="preserve">Read the labelled picture: What two counts should the revised card show? Point to the relevant step in the picture, then write the changed result and the rule or </w:t>
+      </w:r>
+      <w:r>
+        <w:rPr>
+          <w:b/>
+        </w:rPr>
+        <w:t>evidence</w:t>
+      </w:r>
+      <w:r>
+        <w:rPr>
+          <w:b w:val="0"/>
+        </w:rPr>
+        <w:t xml:space="preserve"> that supports it.</w:t>
+      </w:r>
+    </w:p>
+    <w:p>
+      <w:pPr>
+        <w:pStyle w:val="Heading3"/>
+      </w:pPr>
+      <w:r>
+        <w:t>Keep the stated limit</w:t>
+      </w:r>
+    </w:p>
+    <w:p>
+      <w:pPr>
+        <w:spacing w:line="336" w:lineRule="auto" w:after="180"/>
+        <w:shd w:fill="FFF5E6"/>
+      </w:pPr>
+      <w:r>
+        <w:rPr>
+          <w:b w:val="0"/>
+        </w:rPr>
         <w:t>Change one thing: The dataset adds 6 outdoor photos of the same plants. Predict the result before checking the explanation. What remains the same?</w:t>
       </w:r>
     </w:p>
@@ -1959,6 +3177,26 @@
     </w:p>
     <w:p>
       <w:r>
+        <w:t>Find the unsupported step in the Dataset Cards claim and explain a repair using the supplied evidence.</w:t>
+      </w:r>
+    </w:p>
+    <w:p>
+      <w:pPr>
+        <w:pStyle w:val="Heading3"/>
+      </w:pPr>
+      <w:r>
+        <w:t>Find the first error</w:t>
+      </w:r>
+    </w:p>
+    <w:p>
+      <w:pPr>
+        <w:spacing w:line="336" w:lineRule="auto" w:after="180"/>
+        <w:shd w:fill="FFF5E6"/>
+      </w:pPr>
+      <w:r>
+        <w:rPr>
+          <w:b w:val="0"/>
+        </w:rPr>
         <w:t>ERROR DETECTIVE</w:t>
       </w:r>
     </w:p>
@@ -1971,7 +3209,13 @@
       </w:r>
     </w:p>
     <w:p>
-      <w:r>
+      <w:pPr>
+        <w:spacing w:line="336" w:lineRule="auto" w:after="180"/>
+      </w:pPr>
+      <w:r>
+        <w:rPr>
+          <w:b w:val="0"/>
+        </w:rPr>
         <w:t>Do not patch the answer. Find the earliest unsupported assumption, data problem, or experiment error.</w:t>
       </w:r>
     </w:p>
@@ -2222,12 +3466,25 @@
       </w:tr>
     </w:tbl>
     <w:p>
-      <w:r>
+      <w:pPr>
+        <w:spacing w:line="336" w:lineRule="auto" w:after="180"/>
+        <w:shd w:fill="FFF5E6"/>
+      </w:pPr>
+      <w:r>
+        <w:rPr>
+          <w:b w:val="0"/>
+        </w:rPr>
         <w:t>CLAIM TO CHALLENGE  A file name and list of columns are enough documentation for responsible reuse.</w:t>
       </w:r>
     </w:p>
     <w:p>
-      <w:r>
+      <w:pPr>
+        <w:spacing w:line="336" w:lineRule="auto" w:after="180"/>
+      </w:pPr>
+      <w:r>
+        <w:rPr>
+          <w:b w:val="0"/>
+        </w:rPr>
         <w:t>Diagnose one cause and name the cleanest next experiment:</w:t>
       </w:r>
     </w:p>
@@ -2240,20 +3497,86 @@
       </w:r>
     </w:p>
     <w:p>
-      <w:r>
-        <w:t>A complete-looking card does not prove the table is accurate or suitable for a model. It makes claims and unanswered questions reviewable. Report raw counts separately from any later accepted subset, with explicit rules for missing, invalid and repeated records. Do not silently change denominators after cleaning.</w:t>
-      </w:r>
-    </w:p>
-    <w:p>
-      <w:r>
-        <w:t>For this exercise, zero is allowed and unknown is not zero. That is a stated schema choice, not a universal rule for all duration datasets. In a real task, measurement resolution and event definitions determine which values make sense. Dataset inspection also does not replace protecting held out data from model choices.</w:t>
-      </w:r>
-    </w:p>
-    <w:p>
       <w:pPr>
         <w:pStyle w:val="Heading3"/>
       </w:pPr>
       <w:r>
+        <w:t>Check the claim against the facts</w:t>
+      </w:r>
+    </w:p>
+    <w:p>
+      <w:pPr>
+        <w:spacing w:line="336" w:lineRule="auto" w:after="180"/>
+        <w:shd w:fill="FFF5E6"/>
+      </w:pPr>
+      <w:r>
+        <w:rPr>
+          <w:b w:val="0"/>
+        </w:rPr>
+        <w:t>A complete-looking card does not prove the table is accurate or suitable for a model. It makes claims and unanswered questions reviewable.</w:t>
+      </w:r>
+    </w:p>
+    <w:p>
+      <w:pPr>
+        <w:spacing w:line="336" w:lineRule="auto" w:after="180"/>
+        <w:shd w:fill="FFF5E6"/>
+      </w:pPr>
+      <w:r>
+        <w:rPr>
+          <w:b w:val="0"/>
+        </w:rPr>
+        <w:t>Report raw counts separately from any later accepted subset, with explicit rules for missing, invalid and repeated records. Do not silently change denominators after cleaning.</w:t>
+      </w:r>
+    </w:p>
+    <w:p>
+      <w:pPr>
+        <w:pStyle w:val="Heading3"/>
+      </w:pPr>
+      <w:r>
+        <w:t>Check the claim against the facts</w:t>
+      </w:r>
+    </w:p>
+    <w:p>
+      <w:pPr>
+        <w:spacing w:line="336" w:lineRule="auto" w:after="180"/>
+        <w:shd w:fill="FFF5E6"/>
+      </w:pPr>
+      <w:r>
+        <w:rPr>
+          <w:b w:val="0"/>
+        </w:rPr>
+        <w:t xml:space="preserve">For this exercise, zero is allowed and unknown is not zero. That is a stated </w:t>
+      </w:r>
+      <w:r>
+        <w:rPr>
+          <w:b/>
+        </w:rPr>
+        <w:t>schema</w:t>
+      </w:r>
+      <w:r>
+        <w:rPr>
+          <w:b w:val="0"/>
+        </w:rPr>
+        <w:t xml:space="preserve"> choice, not a universal rule for all duration datasets.</w:t>
+      </w:r>
+    </w:p>
+    <w:p>
+      <w:pPr>
+        <w:spacing w:line="336" w:lineRule="auto" w:after="180"/>
+        <w:shd w:fill="FFF5E6"/>
+      </w:pPr>
+      <w:r>
+        <w:rPr>
+          <w:b w:val="0"/>
+        </w:rPr>
+        <w:t>In a real task, measurement resolution and event definitions determine which values make sense. Dataset inspection also does not replace protecting held out data from model choices.</w:t>
+      </w:r>
+    </w:p>
+    <w:p>
+      <w:pPr>
+        <w:pStyle w:val="Heading3"/>
+      </w:pPr>
+      <w:r>
         <w:t>A card says the dataset is ready because it has no empty cells. Name two checks that claim misses, then write a more accurate statement about Robot practice v1.</w:t>
       </w:r>
     </w:p>
@@ -2292,6 +3615,17 @@
     </w:p>
     <w:p>
       <w:r>
+        <w:t>Practise Dataset Cards with support, then explain the deciding step in your own words.</w:t>
+      </w:r>
+    </w:p>
+    <w:p>
+      <w:pPr>
+        <w:spacing w:line="336" w:lineRule="auto" w:after="180"/>
+      </w:pPr>
+      <w:r>
+        <w:rPr>
+          <w:b/>
+        </w:rPr>
         <w:t>ML STUDIO</w:t>
       </w:r>
     </w:p>
@@ -2304,7 +3638,13 @@
       </w:r>
     </w:p>
     <w:p>
-      <w:r>
+      <w:pPr>
+        <w:spacing w:line="336" w:lineRule="auto" w:after="180"/>
+      </w:pPr>
+      <w:r>
+        <w:rPr>
+          <w:b w:val="0"/>
+        </w:rPr>
         <w:t>A trustworthy result can be reproduced from the recorded data, code, settings, and evaluation rule.</w:t>
       </w:r>
     </w:p>
@@ -2353,37 +3693,118 @@
       </w:r>
     </w:p>
     <w:p>
-      <w:r>
+      <w:pPr>
+        <w:pStyle w:val="Heading3"/>
+      </w:pPr>
+      <w:r>
+        <w:t>Question to explain</w:t>
+      </w:r>
+    </w:p>
+    <w:p>
+      <w:pPr>
+        <w:spacing w:line="336" w:lineRule="auto" w:after="180"/>
+        <w:shd w:fill="F5F1FB"/>
+      </w:pPr>
+      <w:r>
+        <w:rPr>
+          <w:b w:val="0"/>
+        </w:rPr>
         <w:t>QUESTION + intended use + success threshold</w:t>
       </w:r>
     </w:p>
     <w:p>
-      <w:r>
+      <w:pPr>
+        <w:spacing w:line="336" w:lineRule="auto" w:after="180"/>
+      </w:pPr>
+      <w:r>
+        <w:rPr>
+          <w:b w:val="0"/>
+        </w:rPr>
         <w:t>DATA version + grouped split + leakage check</w:t>
       </w:r>
     </w:p>
     <w:p>
-      <w:r>
-        <w:t>CODE/preprocessing + features + model + settings + seed</w:t>
-      </w:r>
-    </w:p>
-    <w:p>
-      <w:r>
+      <w:pPr>
+        <w:spacing w:line="336" w:lineRule="auto" w:after="180"/>
+      </w:pPr>
+      <w:r>
+        <w:rPr>
+          <w:b w:val="0"/>
+        </w:rPr>
+        <w:t>CODE/pre</w:t>
+      </w:r>
+      <w:r>
+        <w:rPr>
+          <w:b/>
+        </w:rPr>
+        <w:t>process</w:t>
+      </w:r>
+      <w:r>
+        <w:rPr>
+          <w:b w:val="0"/>
+        </w:rPr>
+        <w:t>ing + features + model + settings + seed</w:t>
+      </w:r>
+    </w:p>
+    <w:p>
+      <w:pPr>
+        <w:spacing w:line="336" w:lineRule="auto" w:after="180"/>
+      </w:pPr>
+      <w:r>
+        <w:rPr>
+          <w:b w:val="0"/>
+        </w:rPr>
         <w:t>METRICS + positive class + units + denominators</w:t>
       </w:r>
     </w:p>
     <w:p>
-      <w:r>
-        <w:t>PREDICTIONS + errors + subgroup slices + limitations</w:t>
-      </w:r>
-    </w:p>
-    <w:p>
-      <w:r>
+      <w:pPr>
+        <w:spacing w:line="336" w:lineRule="auto" w:after="180"/>
+      </w:pPr>
+      <w:r>
+        <w:rPr>
+          <w:b/>
+        </w:rPr>
+        <w:t>PREDICTION</w:t>
+      </w:r>
+      <w:r>
+        <w:rPr>
+          <w:b w:val="0"/>
+        </w:rPr>
+        <w:t xml:space="preserve">S + errors + subgroup slices + </w:t>
+      </w:r>
+      <w:r>
+        <w:rPr>
+          <w:b/>
+        </w:rPr>
+        <w:t>limitation</w:t>
+      </w:r>
+      <w:r>
+        <w:rPr>
+          <w:b w:val="0"/>
+        </w:rPr>
+        <w:t>s</w:t>
+      </w:r>
+    </w:p>
+    <w:p>
+      <w:pPr>
+        <w:spacing w:line="336" w:lineRule="auto" w:after="180"/>
+      </w:pPr>
+      <w:r>
+        <w:rPr>
+          <w:b w:val="0"/>
+        </w:rPr>
         <w:t>HUMAN reviewer + release, revise, limit, or stop decision</w:t>
       </w:r>
     </w:p>
     <w:p>
-      <w:r>
+      <w:pPr>
+        <w:spacing w:line="336" w:lineRule="auto" w:after="180"/>
+      </w:pPr>
+      <w:r>
+        <w:rPr>
+          <w:b w:val="0"/>
+        </w:rPr>
         <w:t>Write the minimum record needed to reproduce today's result:</w:t>
       </w:r>
     </w:p>
@@ -2396,13 +3817,71 @@
       </w:r>
     </w:p>
     <w:p>
-      <w:r>
-        <w:t>A learner replaces both None values with 0 and removes the negative sign from -2. The table now passes a simple nonnegative check, but those edits invent durations. Keep the original values, record the reason for each flag, and check the source. If a correction is supported, save a new version with the original value, corrected value and reason. If not, keep the uncertainty visible.</w:t>
-      </w:r>
-    </w:p>
-    <w:p>
-      <w:r>
-        <w:t>Another learner says all robot trips are covered because every row says indoor. A dataset card should instead state that outdoor trips are absent and that the data is fictional. Extra copies of existing rows do not create new conditions or new independent evidence.</w:t>
+      <w:pPr>
+        <w:spacing w:line="336" w:lineRule="auto" w:after="180"/>
+      </w:pPr>
+      <w:r>
+        <w:rPr>
+          <w:b w:val="0"/>
+        </w:rPr>
+        <w:t>A learner replaces both None values with 0 and removes the negative sign from -2. The table now passes a simple nonnegative check, but those edits invent durations.</w:t>
+      </w:r>
+    </w:p>
+    <w:p>
+      <w:pPr>
+        <w:spacing w:line="336" w:lineRule="auto" w:after="180"/>
+      </w:pPr>
+      <w:r>
+        <w:rPr>
+          <w:b w:val="0"/>
+        </w:rPr>
+        <w:t>Keep the original values, record the reason for each flag, and check the source. If a correction is supported, save a new version with the original value, corrected value and reason. If not, keep the uncertainty visible.</w:t>
+      </w:r>
+    </w:p>
+    <w:p>
+      <w:pPr>
+        <w:spacing w:line="336" w:lineRule="auto" w:after="180"/>
+      </w:pPr>
+      <w:r>
+        <w:rPr>
+          <w:b w:val="0"/>
+        </w:rPr>
+        <w:t xml:space="preserve">Another learner says all robot trips are covered because every row says indoor. A </w:t>
+      </w:r>
+      <w:r>
+        <w:rPr>
+          <w:b/>
+        </w:rPr>
+        <w:t>dataset card</w:t>
+      </w:r>
+      <w:r>
+        <w:rPr>
+          <w:b w:val="0"/>
+        </w:rPr>
+        <w:t xml:space="preserve"> should instead state that outdoor trips are absent and that the data is fictional.</w:t>
+      </w:r>
+    </w:p>
+    <w:p>
+      <w:pPr>
+        <w:spacing w:line="336" w:lineRule="auto" w:after="180"/>
+      </w:pPr>
+      <w:r>
+        <w:rPr>
+          <w:b w:val="0"/>
+        </w:rPr>
+        <w:t xml:space="preserve">Extra copies of existing rows do not create new conditions or new independent </w:t>
+      </w:r>
+      <w:r>
+        <w:rPr>
+          <w:b/>
+        </w:rPr>
+        <w:t>evidence</w:t>
+      </w:r>
+      <w:r>
+        <w:rPr>
+          <w:b w:val="0"/>
+        </w:rPr>
+        <w:t>.</w:t>
       </w:r>
     </w:p>
     <w:p>
@@ -2414,8 +3893,26 @@
       </w:r>
     </w:p>
     <w:p>
-      <w:r>
-        <w:t>Use workbook W2 for the connected example “Dataset inspection and cards”. First fill the input and rule boxes. Try the middle steps before asking for a hint. After a hint, try the next step yourself.</w:t>
+      <w:pPr>
+        <w:spacing w:line="336" w:lineRule="auto" w:after="180"/>
+      </w:pPr>
+      <w:r>
+        <w:rPr>
+          <w:b w:val="0"/>
+        </w:rPr>
+        <w:t xml:space="preserve">Use workbook W2 for the connected example “Dataset inspection and cards”. First fill the </w:t>
+      </w:r>
+      <w:r>
+        <w:rPr>
+          <w:b/>
+        </w:rPr>
+        <w:t>input</w:t>
+      </w:r>
+      <w:r>
+        <w:rPr>
+          <w:b w:val="0"/>
+        </w:rPr>
+        <w:t xml:space="preserve"> and rule boxes. Try the middle steps before asking for a hint. After a hint, try the next step yourself.</w:t>
       </w:r>
     </w:p>
     <w:tbl>
@@ -2498,7 +3995,13 @@
       </w:tr>
     </w:tbl>
     <w:p>
-      <w:r>
+      <w:pPr>
+        <w:spacing w:line="336" w:lineRule="auto" w:after="180"/>
+      </w:pPr>
+      <w:r>
+        <w:rPr>
+          <w:b w:val="0"/>
+        </w:rPr>
         <w:t>Explain your trace to a partner. Your partner points to one step to check. Swap roles on the next case. Each person writes their own explanation.</w:t>
       </w:r>
     </w:p>
@@ -2511,12 +4014,35 @@
       </w:r>
     </w:p>
     <w:p>
-      <w:r>
-        <w:t>Use the worked case for Dataset inspection and cards. Proposed explanation: “A complete card certifies data quality”. Decide whether this explanation is supported. Point to the step or supplied fact that decides; explain your repair if needed.</w:t>
-      </w:r>
-    </w:p>
-    <w:p>
-      <w:r>
+      <w:pPr>
+        <w:spacing w:line="336" w:lineRule="auto" w:after="180"/>
+      </w:pPr>
+      <w:r>
+        <w:rPr>
+          <w:b w:val="0"/>
+        </w:rPr>
+        <w:t>Use the worked case for Dataset inspection and cards. Proposed explanation: “A complete card certifies data quality”. Decide whether this explanation is supported.</w:t>
+      </w:r>
+    </w:p>
+    <w:p>
+      <w:pPr>
+        <w:spacing w:line="336" w:lineRule="auto" w:after="180"/>
+      </w:pPr>
+      <w:r>
+        <w:rPr>
+          <w:b w:val="0"/>
+        </w:rPr>
+        <w:t>Point to the step or supplied fact that decides; explain your repair if needed.</w:t>
+      </w:r>
+    </w:p>
+    <w:p>
+      <w:pPr>
+        <w:spacing w:line="336" w:lineRule="auto" w:after="180"/>
+      </w:pPr>
+      <w:r>
+        <w:rPr>
+          <w:b w:val="0"/>
+        </w:rPr>
         <w:t>Answer on your own before discussion. If you are unsure, say which step you need help with.</w:t>
       </w:r>
     </w:p>
@@ -2529,8 +4055,26 @@
       </w:r>
     </w:p>
     <w:p>
-      <w:r>
-        <w:t>What two counts should the revised card show? Point to the relevant step in the picture, then write the changed result and the rule or evidence that supports it.</w:t>
+      <w:pPr>
+        <w:spacing w:line="336" w:lineRule="auto" w:after="180"/>
+      </w:pPr>
+      <w:r>
+        <w:rPr>
+          <w:b w:val="0"/>
+        </w:rPr>
+        <w:t xml:space="preserve">What two counts should the revised card show? Point to the relevant step in the picture, then write the changed result and the rule or </w:t>
+      </w:r>
+      <w:r>
+        <w:rPr>
+          <w:b/>
+        </w:rPr>
+        <w:t>evidence</w:t>
+      </w:r>
+      <w:r>
+        <w:rPr>
+          <w:b w:val="0"/>
+        </w:rPr>
+        <w:t xml:space="preserve"> that supports it.</w:t>
       </w:r>
     </w:p>
     <w:p>
@@ -2562,7 +4106,13 @@
       </w:r>
     </w:p>
     <w:p>
-      <w:r>
+      <w:pPr>
+        <w:spacing w:line="336" w:lineRule="auto" w:after="180"/>
+      </w:pPr>
+      <w:r>
+        <w:rPr>
+          <w:b w:val="0"/>
+        </w:rPr>
         <w:t>This is supported practice. Keep the separately named independent case for an attempt before feedback.</w:t>
       </w:r>
     </w:p>
@@ -2576,7 +4126,24 @@
     </w:p>
     <w:p>
       <w:r>
-        <w:t>EVIDENCE LAB</w:t>
+        <w:t>Investigate Dataset Cards. Record the prediction, actual observation or labelled paper trace, explanation and next test separately.</w:t>
+      </w:r>
+    </w:p>
+    <w:p>
+      <w:pPr>
+        <w:spacing w:line="336" w:lineRule="auto" w:after="180"/>
+      </w:pPr>
+      <w:r>
+        <w:rPr>
+          <w:b/>
+        </w:rPr>
+        <w:t>EVIDENCE</w:t>
+      </w:r>
+      <w:r>
+        <w:rPr>
+          <w:b/>
+        </w:rPr>
+        <w:t xml:space="preserve"> LAB</w:t>
       </w:r>
     </w:p>
     <w:p>
@@ -2588,7 +4155,13 @@
       </w:r>
     </w:p>
     <w:p>
-      <w:r>
+      <w:pPr>
+        <w:spacing w:line="336" w:lineRule="auto" w:after="180"/>
+      </w:pPr>
+      <w:r>
+        <w:rPr>
+          <w:b w:val="0"/>
+        </w:rPr>
         <w:t>Keep the test conditions fixed, record every result, and change only one planned factor.</w:t>
       </w:r>
     </w:p>
@@ -2629,27 +4202,98 @@
       </w:r>
     </w:p>
     <w:p>
-      <w:r>
-        <w:t>1.  Write the hypothesis and expected evidence before running.</w:t>
-      </w:r>
-    </w:p>
-    <w:p>
-      <w:r>
-        <w:t>2.  Dataset Card Review: inspect two incomplete cards, find missing provenance or risks, and write a defensible replacement.</w:t>
-      </w:r>
-    </w:p>
-    <w:p>
-      <w:r>
+      <w:pPr>
+        <w:spacing w:line="336" w:lineRule="auto" w:after="180"/>
+        <w:shd w:fill="F4F9FC"/>
+      </w:pPr>
+      <w:r>
+        <w:rPr>
+          <w:b w:val="0"/>
+        </w:rPr>
+        <w:t xml:space="preserve">1.  Write the hypothesis and expected </w:t>
+      </w:r>
+      <w:r>
+        <w:rPr>
+          <w:b/>
+        </w:rPr>
+        <w:t>evidence</w:t>
+      </w:r>
+      <w:r>
+        <w:rPr>
+          <w:b w:val="0"/>
+        </w:rPr>
+        <w:t xml:space="preserve"> before running.</w:t>
+      </w:r>
+    </w:p>
+    <w:p>
+      <w:pPr>
+        <w:spacing w:line="336" w:lineRule="auto" w:after="180"/>
+        <w:shd w:fill="F4F9FC"/>
+      </w:pPr>
+      <w:r>
+        <w:rPr>
+          <w:b w:val="0"/>
+        </w:rPr>
+        <w:t xml:space="preserve">2.  </w:t>
+      </w:r>
+      <w:r>
+        <w:rPr>
+          <w:b/>
+        </w:rPr>
+        <w:t>Dataset Card</w:t>
+      </w:r>
+      <w:r>
+        <w:rPr>
+          <w:b w:val="0"/>
+        </w:rPr>
+        <w:t xml:space="preserve"> Review: inspect two incomplete cards, find missing </w:t>
+      </w:r>
+      <w:r>
+        <w:rPr>
+          <w:b/>
+        </w:rPr>
+        <w:t>provenance</w:t>
+      </w:r>
+      <w:r>
+        <w:rPr>
+          <w:b w:val="0"/>
+        </w:rPr>
+        <w:t xml:space="preserve"> or risks, and write a defensible replacement.</w:t>
+      </w:r>
+    </w:p>
+    <w:p>
+      <w:pPr>
+        <w:spacing w:line="336" w:lineRule="auto" w:after="180"/>
+        <w:shd w:fill="F4F9FC"/>
+      </w:pPr>
+      <w:r>
+        <w:rPr>
+          <w:b w:val="0"/>
+        </w:rPr>
         <w:t>3.  Run one normal, one boundary, one missing, and one shifted case.</w:t>
       </w:r>
     </w:p>
     <w:p>
-      <w:r>
+      <w:pPr>
+        <w:spacing w:line="336" w:lineRule="auto" w:after="180"/>
+        <w:shd w:fill="F4F9FC"/>
+      </w:pPr>
+      <w:r>
+        <w:rPr>
+          <w:b w:val="0"/>
+        </w:rPr>
         <w:t>4.  Calculate the metric from raw counts or row-level errors.</w:t>
       </w:r>
     </w:p>
     <w:p>
-      <w:r>
+      <w:pPr>
+        <w:spacing w:line="336" w:lineRule="auto" w:after="180"/>
+        <w:shd w:fill="F4F9FC"/>
+      </w:pPr>
+      <w:r>
+        <w:rPr>
+          <w:b w:val="0"/>
+        </w:rPr>
         <w:t>5.  Interpret what changed, what did not, and what remains unsafe or unknown.</w:t>
       </w:r>
     </w:p>
@@ -2907,7 +4551,13 @@
       </w:r>
     </w:p>
     <w:p>
-      <w:r>
+      <w:pPr>
+        <w:spacing w:line="336" w:lineRule="auto" w:after="180"/>
+      </w:pPr>
+      <w:r>
+        <w:rPr>
+          <w:b w:val="0"/>
+        </w:rPr>
         <w:t>Before trying: what do I expect, and why? While trying: which step could first go wrong? Afterwards: what did I actually observe, and what should change? Keep “not run” if you only traced the procedure.</w:t>
       </w:r>
     </w:p>
@@ -2921,6 +4571,17 @@
     </w:p>
     <w:p>
       <w:r>
+        <w:t>Move from recall to tracing, diagnosis and transfer in Dataset Cards. Explain why each step is justified.</w:t>
+      </w:r>
+    </w:p>
+    <w:p>
+      <w:pPr>
+        <w:spacing w:line="336" w:lineRule="auto" w:after="180"/>
+      </w:pPr>
+      <w:r>
+        <w:rPr>
+          <w:b/>
+        </w:rPr>
         <w:t>MASTERY</w:t>
       </w:r>
     </w:p>
@@ -2933,8 +4594,26 @@
       </w:r>
     </w:p>
     <w:p>
-      <w:r>
-        <w:t>Move upward only when you can produce evidence without copying the example.</w:t>
+      <w:pPr>
+        <w:spacing w:line="336" w:lineRule="auto" w:after="180"/>
+      </w:pPr>
+      <w:r>
+        <w:rPr>
+          <w:b w:val="0"/>
+        </w:rPr>
+        <w:t xml:space="preserve">Move upward only when you can produce </w:t>
+      </w:r>
+      <w:r>
+        <w:rPr>
+          <w:b/>
+        </w:rPr>
+        <w:t>evidence</w:t>
+      </w:r>
+      <w:r>
+        <w:rPr>
+          <w:b w:val="0"/>
+        </w:rPr>
+        <w:t xml:space="preserve"> without copying the example.</w:t>
       </w:r>
     </w:p>
     <w:p>
@@ -2974,42 +4653,179 @@
       </w:r>
     </w:p>
     <w:p>
-      <w:r>
-        <w:t>DEFINE  Use all four terms precisely: dataset card, provenance, limitation, prohibited use.</w:t>
-      </w:r>
-    </w:p>
-    <w:p>
-      <w:r>
-        <w:t>CALCULATE  Reproduce the worked evidence with units and denominator.</w:t>
-      </w:r>
-    </w:p>
-    <w:p>
-      <w:r>
+      <w:pPr>
+        <w:spacing w:line="336" w:lineRule="auto" w:after="180"/>
+      </w:pPr>
+      <w:r>
+        <w:rPr>
+          <w:b w:val="0"/>
+        </w:rPr>
+        <w:t xml:space="preserve">DEFINE  Use all four terms precisely: </w:t>
+      </w:r>
+      <w:r>
+        <w:rPr>
+          <w:b/>
+        </w:rPr>
+        <w:t>dataset card</w:t>
+      </w:r>
+      <w:r>
+        <w:rPr>
+          <w:b w:val="0"/>
+        </w:rPr>
+        <w:t xml:space="preserve">, </w:t>
+      </w:r>
+      <w:r>
+        <w:rPr>
+          <w:b/>
+        </w:rPr>
+        <w:t>provenance</w:t>
+      </w:r>
+      <w:r>
+        <w:rPr>
+          <w:b w:val="0"/>
+        </w:rPr>
+        <w:t xml:space="preserve">, </w:t>
+      </w:r>
+      <w:r>
+        <w:rPr>
+          <w:b/>
+        </w:rPr>
+        <w:t>limitation</w:t>
+      </w:r>
+      <w:r>
+        <w:rPr>
+          <w:b w:val="0"/>
+        </w:rPr>
+        <w:t xml:space="preserve">, </w:t>
+      </w:r>
+      <w:r>
+        <w:rPr>
+          <w:b/>
+        </w:rPr>
+        <w:t>prohibited use</w:t>
+      </w:r>
+      <w:r>
+        <w:rPr>
+          <w:b w:val="0"/>
+        </w:rPr>
+        <w:t>.</w:t>
+      </w:r>
+    </w:p>
+    <w:p>
+      <w:pPr>
+        <w:spacing w:line="336" w:lineRule="auto" w:after="180"/>
+      </w:pPr>
+      <w:r>
+        <w:rPr>
+          <w:b w:val="0"/>
+        </w:rPr>
+        <w:t xml:space="preserve">CALCULATE  Reproduce the worked </w:t>
+      </w:r>
+      <w:r>
+        <w:rPr>
+          <w:b/>
+        </w:rPr>
+        <w:t>evidence</w:t>
+      </w:r>
+      <w:r>
+        <w:rPr>
+          <w:b w:val="0"/>
+        </w:rPr>
+        <w:t xml:space="preserve"> with units and denominator.</w:t>
+      </w:r>
+    </w:p>
+    <w:p>
+      <w:pPr>
+        <w:spacing w:line="336" w:lineRule="auto" w:after="180"/>
+        <w:shd w:fill="F4F9FC"/>
+      </w:pPr>
+      <w:r>
+        <w:rPr>
+          <w:b w:val="0"/>
+        </w:rPr>
         <w:t>TRACE  Explain the data, code or decision path.</w:t>
       </w:r>
     </w:p>
     <w:p>
-      <w:r>
+      <w:pPr>
+        <w:spacing w:line="336" w:lineRule="auto" w:after="180"/>
+        <w:shd w:fill="F4F9FC"/>
+      </w:pPr>
+      <w:r>
+        <w:rPr>
+          <w:b w:val="0"/>
+        </w:rPr>
         <w:t>DIAGNOSE  A file name and list of columns are enough documentation for responsible reuse.</w:t>
       </w:r>
     </w:p>
     <w:p>
-      <w:r>
+      <w:pPr>
+        <w:spacing w:line="336" w:lineRule="auto" w:after="180"/>
+        <w:shd w:fill="F4F9FC"/>
+      </w:pPr>
+      <w:r>
+        <w:rPr>
+          <w:b w:val="0"/>
+        </w:rPr>
         <w:t>TRANSFER  Solve a fresh dataset or model case.</w:t>
       </w:r>
     </w:p>
     <w:p>
-      <w:r>
-        <w:t>IMPROVE  Change one cause and rerun fixed evidence.</w:t>
-      </w:r>
-    </w:p>
-    <w:p>
-      <w:r>
-        <w:t>DEFEND  State intended use, metric, limitation, and human responsibility.</w:t>
-      </w:r>
-    </w:p>
-    <w:p>
-      <w:r>
+      <w:pPr>
+        <w:spacing w:line="336" w:lineRule="auto" w:after="180"/>
+      </w:pPr>
+      <w:r>
+        <w:rPr>
+          <w:b w:val="0"/>
+        </w:rPr>
+        <w:t xml:space="preserve">IMPROVE  Change one cause and rerun fixed </w:t>
+      </w:r>
+      <w:r>
+        <w:rPr>
+          <w:b/>
+        </w:rPr>
+        <w:t>evidence</w:t>
+      </w:r>
+      <w:r>
+        <w:rPr>
+          <w:b w:val="0"/>
+        </w:rPr>
+        <w:t>.</w:t>
+      </w:r>
+    </w:p>
+    <w:p>
+      <w:pPr>
+        <w:spacing w:line="336" w:lineRule="auto" w:after="180"/>
+        <w:shd w:fill="F4F9FC"/>
+      </w:pPr>
+      <w:r>
+        <w:rPr>
+          <w:b w:val="0"/>
+        </w:rPr>
+        <w:t xml:space="preserve">DEFEND  State intended use, metric, </w:t>
+      </w:r>
+      <w:r>
+        <w:rPr>
+          <w:b/>
+        </w:rPr>
+        <w:t>limitation</w:t>
+      </w:r>
+      <w:r>
+        <w:rPr>
+          <w:b w:val="0"/>
+        </w:rPr>
+        <w:t>, and human responsibility.</w:t>
+      </w:r>
+    </w:p>
+    <w:p>
+      <w:pPr>
+        <w:spacing w:line="336" w:lineRule="auto" w:after="180"/>
+        <w:shd w:fill="F1F6F8"/>
+      </w:pPr>
+      <w:r>
+        <w:rPr>
+          <w:b w:val="0"/>
+        </w:rPr>
         <w:t>MASTERY RULE  A coached calculation becomes mastery only after a different case is completed independently.</w:t>
       </w:r>
     </w:p>
@@ -3023,6 +4839,17 @@
     </w:p>
     <w:p>
       <w:r>
+        <w:t>Apply this week’s idea to Responsible Plant Classifier. Keep an annotated decision and the evidence supporting it.</w:t>
+      </w:r>
+    </w:p>
+    <w:p>
+      <w:pPr>
+        <w:spacing w:line="336" w:lineRule="auto" w:after="180"/>
+      </w:pPr>
+      <w:r>
+        <w:rPr>
+          <w:b/>
+        </w:rPr>
         <w:t>CUMULATIVE PROJECT</w:t>
       </w:r>
     </w:p>
@@ -3035,8 +4862,26 @@
       </w:r>
     </w:p>
     <w:p>
-      <w:r>
-        <w:t>Every week adds one reviewable artifact to the same evidence-based capstone.</w:t>
+      <w:pPr>
+        <w:spacing w:line="336" w:lineRule="auto" w:after="180"/>
+      </w:pPr>
+      <w:r>
+        <w:rPr>
+          <w:b w:val="0"/>
+        </w:rPr>
+        <w:t xml:space="preserve">Every week adds one reviewable artifact to the same </w:t>
+      </w:r>
+      <w:r>
+        <w:rPr>
+          <w:b/>
+        </w:rPr>
+        <w:t>evidence</w:t>
+      </w:r>
+      <w:r>
+        <w:rPr>
+          <w:b w:val="0"/>
+        </w:rPr>
+        <w:t>-based capstone.</w:t>
       </w:r>
     </w:p>
     <w:p>
@@ -3076,43 +4921,122 @@
       </w:r>
     </w:p>
     <w:p>
-      <w:r>
-        <w:t>THIS WEEK'S CHECKPOINT  Publish the Plant Classifier dataset card before model experiments begin; update it when data changes.</w:t>
-      </w:r>
-    </w:p>
-    <w:p>
-      <w:r>
+      <w:pPr>
+        <w:spacing w:line="336" w:lineRule="auto" w:after="180"/>
+        <w:shd w:fill="EDF7F3"/>
+      </w:pPr>
+      <w:r>
+        <w:rPr>
+          <w:b w:val="0"/>
+        </w:rPr>
+        <w:t xml:space="preserve">THIS WEEK'S CHECKPOINT  Publish the Plant Classifier </w:t>
+      </w:r>
+      <w:r>
+        <w:rPr>
+          <w:b/>
+        </w:rPr>
+        <w:t>dataset card</w:t>
+      </w:r>
+      <w:r>
+        <w:rPr>
+          <w:b w:val="0"/>
+        </w:rPr>
+        <w:t xml:space="preserve"> before model experiments begin; update it when data changes.</w:t>
+      </w:r>
+    </w:p>
+    <w:p>
+      <w:pPr>
+        <w:spacing w:line="336" w:lineRule="auto" w:after="180"/>
+        <w:shd w:fill="F5F1FB"/>
+      </w:pPr>
+      <w:r>
+        <w:rPr>
+          <w:b w:val="0"/>
+        </w:rPr>
         <w:t>Which requirement or risk does this artifact address?</w:t>
       </w:r>
     </w:p>
     <w:p>
-      <w:r>
+      <w:pPr>
+        <w:spacing w:line="336" w:lineRule="auto" w:after="180"/>
+        <w:shd w:fill="F5F1FB"/>
+      </w:pPr>
+      <w:r>
+        <w:rPr>
+          <w:b w:val="0"/>
+        </w:rPr>
         <w:t>Which dataset, split, code, and metric version does it use?</w:t>
       </w:r>
     </w:p>
     <w:p>
-      <w:r>
+      <w:pPr>
+        <w:spacing w:line="336" w:lineRule="auto" w:after="180"/>
+        <w:shd w:fill="F5F1FB"/>
+      </w:pPr>
+      <w:r>
+        <w:rPr>
+          <w:b w:val="0"/>
+        </w:rPr>
         <w:t>What normal and shifted cases were tested?</w:t>
       </w:r>
     </w:p>
     <w:p>
-      <w:r>
+      <w:pPr>
+        <w:spacing w:line="336" w:lineRule="auto" w:after="180"/>
+        <w:shd w:fill="F5F1FB"/>
+      </w:pPr>
+      <w:r>
+        <w:rPr>
+          <w:b w:val="0"/>
+        </w:rPr>
         <w:t>What remains uncertain or weak?</w:t>
       </w:r>
     </w:p>
     <w:p>
-      <w:r>
+      <w:pPr>
+        <w:spacing w:line="336" w:lineRule="auto" w:after="180"/>
+        <w:shd w:fill="F5F1FB"/>
+      </w:pPr>
+      <w:r>
+        <w:rPr>
+          <w:b w:val="0"/>
+        </w:rPr>
         <w:t>What decision still belongs to a teacher or qualified human?</w:t>
       </w:r>
     </w:p>
     <w:p>
-      <w:r>
+      <w:pPr>
+        <w:spacing w:line="336" w:lineRule="auto" w:after="180"/>
+        <w:shd w:fill="FFF5E6"/>
+      </w:pPr>
+      <w:r>
+        <w:rPr>
+          <w:b w:val="0"/>
+        </w:rPr>
         <w:t>RESPONSIBLE RELEASE  Never use this classroom prototype for medical, pesticide, agricultural, or other consequential decisions.</w:t>
       </w:r>
     </w:p>
     <w:p>
-      <w:r>
-        <w:t>My evidence-linked project decision:</w:t>
+      <w:pPr>
+        <w:spacing w:line="336" w:lineRule="auto" w:after="180"/>
+      </w:pPr>
+      <w:r>
+        <w:rPr>
+          <w:b w:val="0"/>
+        </w:rPr>
+        <w:t xml:space="preserve">My </w:t>
+      </w:r>
+      <w:r>
+        <w:rPr>
+          <w:b/>
+        </w:rPr>
+        <w:t>evidence</w:t>
+      </w:r>
+      <w:r>
+        <w:rPr>
+          <w:b w:val="0"/>
+        </w:rPr>
+        <w:t>-linked project decision:</w:t>
       </w:r>
     </w:p>
     <w:p>
@@ -3124,8 +5048,49 @@
       </w:r>
     </w:p>
     <w:p>
-      <w:r>
-        <w:t>For your Responsible Plant Classifier, save the input, procedure, observed result and limitation of this check. Label this worked example as practice; use a different, previously unreviewed case when checking independent understanding.</w:t>
+      <w:pPr>
+        <w:spacing w:line="336" w:lineRule="auto" w:after="180"/>
+      </w:pPr>
+      <w:r>
+        <w:rPr>
+          <w:b w:val="0"/>
+        </w:rPr>
+        <w:t xml:space="preserve">For your Responsible Plant Classifier, save the </w:t>
+      </w:r>
+      <w:r>
+        <w:rPr>
+          <w:b/>
+        </w:rPr>
+        <w:t>input</w:t>
+      </w:r>
+      <w:r>
+        <w:rPr>
+          <w:b w:val="0"/>
+        </w:rPr>
+        <w:t xml:space="preserve">, procedure, observed result and </w:t>
+      </w:r>
+      <w:r>
+        <w:rPr>
+          <w:b/>
+        </w:rPr>
+        <w:t>limitation</w:t>
+      </w:r>
+      <w:r>
+        <w:rPr>
+          <w:b w:val="0"/>
+        </w:rPr>
+        <w:t xml:space="preserve"> of this check.</w:t>
+      </w:r>
+    </w:p>
+    <w:p>
+      <w:pPr>
+        <w:spacing w:line="336" w:lineRule="auto" w:after="180"/>
+      </w:pPr>
+      <w:r>
+        <w:rPr>
+          <w:b w:val="0"/>
+        </w:rPr>
+        <w:t>Label this worked example as practice; use a different, previously unreviewed case when checking independent understanding.</w:t>
       </w:r>
     </w:p>
     <w:p>
@@ -3138,6 +5103,17 @@
     </w:p>
     <w:p>
       <w:r>
+        <w:t>Use a genuinely new case for independent evidence. Previously discussed examples remain practice; use the separately named independent case before feedback.</w:t>
+      </w:r>
+    </w:p>
+    <w:p>
+      <w:pPr>
+        <w:spacing w:line="336" w:lineRule="auto" w:after="180"/>
+      </w:pPr>
+      <w:r>
+        <w:rPr>
+          <w:b/>
+        </w:rPr>
         <w:t>INDEPENDENT PROOF</w:t>
       </w:r>
     </w:p>
@@ -3150,7 +5126,13 @@
       </w:r>
     </w:p>
     <w:p>
-      <w:r>
+      <w:pPr>
+        <w:spacing w:line="336" w:lineRule="auto" w:after="180"/>
+      </w:pPr>
+      <w:r>
+        <w:rPr>
+          <w:b w:val="0"/>
+        </w:rPr>
         <w:t>Complete this with a fresh case after guided practice and compare it with the mastery criteria.</w:t>
       </w:r>
     </w:p>
@@ -3191,48 +5173,168 @@
       </w:r>
     </w:p>
     <w:p>
-      <w:r>
-        <w:t>REQUIRED PROOF  Complete a dataset card and identify two uses the data cannot support.</w:t>
-      </w:r>
-    </w:p>
-    <w:p>
-      <w:r>
+      <w:pPr>
+        <w:pStyle w:val="Heading3"/>
+      </w:pPr>
+      <w:r>
+        <w:t>What success looks like</w:t>
+      </w:r>
+    </w:p>
+    <w:p>
+      <w:pPr>
+        <w:spacing w:line="336" w:lineRule="auto" w:after="180"/>
+        <w:shd w:fill="EDF7F3"/>
+      </w:pPr>
+      <w:r>
+        <w:rPr>
+          <w:b w:val="0"/>
+        </w:rPr>
+        <w:t xml:space="preserve">REQUIRED PROOF  Complete a </w:t>
+      </w:r>
+      <w:r>
+        <w:rPr>
+          <w:b/>
+        </w:rPr>
+        <w:t>dataset card</w:t>
+      </w:r>
+      <w:r>
+        <w:rPr>
+          <w:b w:val="0"/>
+        </w:rPr>
+        <w:t xml:space="preserve"> and identify two uses the data cannot support.</w:t>
+      </w:r>
+    </w:p>
+    <w:p>
+      <w:pPr>
+        <w:spacing w:line="336" w:lineRule="auto" w:after="180"/>
+      </w:pPr>
+      <w:r>
+        <w:rPr>
+          <w:b w:val="0"/>
+        </w:rPr>
         <w:t>□ Define the task, feature/target roles, and intended-use boundary.</w:t>
       </w:r>
     </w:p>
     <w:p>
-      <w:r>
+      <w:pPr>
+        <w:spacing w:line="336" w:lineRule="auto" w:after="180"/>
+      </w:pPr>
+      <w:r>
+        <w:rPr>
+          <w:b w:val="0"/>
+        </w:rPr>
         <w:t>□ Show the calculation, code trace, or experiment record.</w:t>
       </w:r>
     </w:p>
     <w:p>
-      <w:r>
+      <w:pPr>
+        <w:spacing w:line="336" w:lineRule="auto" w:after="180"/>
+      </w:pPr>
+      <w:r>
+        <w:rPr>
+          <w:b w:val="0"/>
+        </w:rPr>
         <w:t>□ Test a normal case and one revealing boundary, missing, or shifted case.</w:t>
       </w:r>
     </w:p>
     <w:p>
-      <w:r>
+      <w:pPr>
+        <w:spacing w:line="336" w:lineRule="auto" w:after="180"/>
+      </w:pPr>
+      <w:r>
+        <w:rPr>
+          <w:b w:val="0"/>
+        </w:rPr>
         <w:t>□ Diagnose one failure without changing several factors at once.</w:t>
       </w:r>
     </w:p>
     <w:p>
-      <w:r>
-        <w:t>□ Name a limitation, fairness concern, and the human-review action.</w:t>
-      </w:r>
-    </w:p>
-    <w:p>
-      <w:r>
-        <w:t>Independent evidence and defense:</w:t>
-      </w:r>
-    </w:p>
-    <w:p>
-      <w:r>
+      <w:pPr>
+        <w:spacing w:line="336" w:lineRule="auto" w:after="180"/>
+      </w:pPr>
+      <w:r>
+        <w:rPr>
+          <w:b w:val="0"/>
+        </w:rPr>
+        <w:t xml:space="preserve">□ Name a </w:t>
+      </w:r>
+      <w:r>
+        <w:rPr>
+          <w:b/>
+        </w:rPr>
+        <w:t>limitation</w:t>
+      </w:r>
+      <w:r>
+        <w:rPr>
+          <w:b w:val="0"/>
+        </w:rPr>
+        <w:t>, fairness concern, and the human-review action.</w:t>
+      </w:r>
+    </w:p>
+    <w:p>
+      <w:pPr>
+        <w:spacing w:line="336" w:lineRule="auto" w:after="180"/>
+      </w:pPr>
+      <w:r>
+        <w:rPr>
+          <w:b w:val="0"/>
+        </w:rPr>
+        <w:t xml:space="preserve">Independent </w:t>
+      </w:r>
+      <w:r>
+        <w:rPr>
+          <w:b/>
+        </w:rPr>
+        <w:t>evidence</w:t>
+      </w:r>
+      <w:r>
+        <w:rPr>
+          <w:b w:val="0"/>
+        </w:rPr>
+        <w:t xml:space="preserve"> and defense:</w:t>
+      </w:r>
+    </w:p>
+    <w:p>
+      <w:pPr>
+        <w:spacing w:line="336" w:lineRule="auto" w:after="180"/>
+      </w:pPr>
+      <w:r>
+        <w:rPr>
+          <w:b w:val="0"/>
+        </w:rPr>
         <w:t>My level:  □ Not yet  □ With one hint  □ Independently  □ I can teach and defend it</w:t>
       </w:r>
     </w:p>
     <w:p>
-      <w:r>
-        <w:t>NEXT BRIDGE  Carry the experiment evidence into: Baselines First.</w:t>
+      <w:pPr>
+        <w:pStyle w:val="Heading3"/>
+      </w:pPr>
+      <w:r>
+        <w:t>Connect to the next lesson</w:t>
+      </w:r>
+    </w:p>
+    <w:p>
+      <w:pPr>
+        <w:spacing w:line="336" w:lineRule="auto" w:after="180"/>
+        <w:shd w:fill="F1F6F8"/>
+      </w:pPr>
+      <w:r>
+        <w:rPr>
+          <w:b w:val="0"/>
+        </w:rPr>
+        <w:t xml:space="preserve">NEXT BRIDGE  Carry the experiment </w:t>
+      </w:r>
+      <w:r>
+        <w:rPr>
+          <w:b/>
+        </w:rPr>
+        <w:t>evidence</w:t>
+      </w:r>
+      <w:r>
+        <w:rPr>
+          <w:b w:val="0"/>
+        </w:rPr>
+        <w:t xml:space="preserve"> into: Baselines First.</w:t>
       </w:r>
     </w:p>
     <w:p>
@@ -3244,6 +5346,11 @@
       </w:r>
     </w:p>
     <w:p>
+      <w:r>
+        <w:t>Revisit the complete Dataset Cards case for supported practice. Repeated examples do not become fresh assessments.</w:t>
+      </w:r>
+    </w:p>
+    <w:p>
       <w:pPr>
         <w:pStyle w:val="Heading3"/>
       </w:pPr>
@@ -3252,7 +5359,13 @@
       </w:r>
     </w:p>
     <w:p>
-      <w:r>
+      <w:pPr>
+        <w:spacing w:line="336" w:lineRule="auto" w:after="180"/>
+      </w:pPr>
+      <w:r>
+        <w:rPr>
+          <w:b w:val="0"/>
+        </w:rPr>
         <w:t>Use the supplied details to practise the weekly concept before attempting the independent question. This case extends the illustrated lesson.</w:t>
       </w:r>
     </w:p>
@@ -3265,8 +5378,26 @@
       </w:r>
     </w:p>
     <w:p>
-      <w:r>
-        <w:t>A dataset card lists fields but omits source and intended use.</w:t>
+      <w:pPr>
+        <w:spacing w:line="336" w:lineRule="auto" w:after="180"/>
+      </w:pPr>
+      <w:r>
+        <w:rPr>
+          <w:b w:val="0"/>
+        </w:rPr>
+        <w:t xml:space="preserve">A </w:t>
+      </w:r>
+      <w:r>
+        <w:rPr>
+          <w:b/>
+        </w:rPr>
+        <w:t>dataset card</w:t>
+      </w:r>
+      <w:r>
+        <w:rPr>
+          <w:b w:val="0"/>
+        </w:rPr>
+        <w:t xml:space="preserve"> lists fields but omits source and intended use.</w:t>
       </w:r>
     </w:p>
     <w:p>
@@ -3278,7 +5409,13 @@
       </w:r>
     </w:p>
     <w:p>
-      <w:r>
+      <w:pPr>
+        <w:spacing w:line="336" w:lineRule="auto" w:after="180"/>
+      </w:pPr>
+      <w:r>
+        <w:rPr>
+          <w:b w:val="0"/>
+        </w:rPr>
         <w:t>Add information needed to assess suitability.</w:t>
       </w:r>
     </w:p>
@@ -3291,8 +5428,32 @@
       </w:r>
     </w:p>
     <w:p>
-      <w:r>
-        <w:t>Provenance, permissions, collection method/time/conditions, label definitions, coverage, exclusions, missingness, use and limitations. Fields alone are insufficient.</w:t>
+      <w:pPr>
+        <w:spacing w:line="336" w:lineRule="auto" w:after="180"/>
+      </w:pPr>
+      <w:r>
+        <w:rPr>
+          <w:b/>
+        </w:rPr>
+        <w:t>Provenance</w:t>
+      </w:r>
+      <w:r>
+        <w:rPr>
+          <w:b w:val="0"/>
+        </w:rPr>
+        <w:t xml:space="preserve">, permissions, collection method/time/conditions, label definitions, coverage, exclusions, missingness, use and </w:t>
+      </w:r>
+      <w:r>
+        <w:rPr>
+          <w:b/>
+        </w:rPr>
+        <w:t>limitation</w:t>
+      </w:r>
+      <w:r>
+        <w:rPr>
+          <w:b w:val="0"/>
+        </w:rPr>
+        <w:t>s. Fields alone are insufficient.</w:t>
       </w:r>
     </w:p>
     <w:p>
@@ -3304,7 +5465,14 @@
       </w:r>
     </w:p>
     <w:p>
-      <w:r>
+      <w:pPr>
+        <w:spacing w:line="336" w:lineRule="auto" w:after="180"/>
+        <w:shd w:fill="F5F1FB"/>
+      </w:pPr>
+      <w:r>
+        <w:rPr>
+          <w:b w:val="0"/>
+        </w:rPr>
         <w:t>Which detail supports the answer, and why does it matter?</w:t>
       </w:r>
     </w:p>
@@ -3482,18 +5650,66 @@
       </w:tr>
     </w:tbl>
     <w:p>
-      <w:r>
-        <w:t>A dataset card lists fields but omits source and intended use.</w:t>
-      </w:r>
-    </w:p>
-    <w:p>
-      <w:r>
+      <w:pPr>
+        <w:spacing w:line="336" w:lineRule="auto" w:after="180"/>
+      </w:pPr>
+      <w:r>
+        <w:rPr>
+          <w:b w:val="0"/>
+        </w:rPr>
+        <w:t xml:space="preserve">A </w:t>
+      </w:r>
+      <w:r>
+        <w:rPr>
+          <w:b/>
+        </w:rPr>
+        <w:t>dataset card</w:t>
+      </w:r>
+      <w:r>
+        <w:rPr>
+          <w:b w:val="0"/>
+        </w:rPr>
+        <w:t xml:space="preserve"> lists fields but omits source and intended use.</w:t>
+      </w:r>
+    </w:p>
+    <w:p>
+      <w:pPr>
+        <w:spacing w:line="336" w:lineRule="auto" w:after="180"/>
+      </w:pPr>
+      <w:r>
+        <w:rPr>
+          <w:b w:val="0"/>
+        </w:rPr>
         <w:t>Add information needed to assess suitability.</w:t>
       </w:r>
     </w:p>
     <w:p>
-      <w:r>
-        <w:t>Provenance, permissions, collection method/time/conditions, label definitions, coverage, exclusions, missingness, use and limitations. Fields alone are insufficient.</w:t>
+      <w:pPr>
+        <w:spacing w:line="336" w:lineRule="auto" w:after="180"/>
+      </w:pPr>
+      <w:r>
+        <w:rPr>
+          <w:b/>
+        </w:rPr>
+        <w:t>Provenance</w:t>
+      </w:r>
+      <w:r>
+        <w:rPr>
+          <w:b w:val="0"/>
+        </w:rPr>
+        <w:t xml:space="preserve">, permissions, collection method/time/conditions, label definitions, coverage, exclusions, missingness, use and </w:t>
+      </w:r>
+      <w:r>
+        <w:rPr>
+          <w:b/>
+        </w:rPr>
+        <w:t>limitation</w:t>
+      </w:r>
+      <w:r>
+        <w:rPr>
+          <w:b w:val="0"/>
+        </w:rPr>
+        <w:t>s. Fields alone are insufficient.</w:t>
       </w:r>
     </w:p>
     <w:p>
@@ -3505,6 +5721,11 @@
       </w:r>
     </w:p>
     <w:p>
+      <w:r>
+        <w:t>Attempt the reserved new case before feedback. Record support; the earlier examples below remain additional practice.</w:t>
+      </w:r>
+    </w:p>
+    <w:p>
       <w:pPr>
         <w:pStyle w:val="Heading3"/>
       </w:pPr>
@@ -3513,7 +5734,13 @@
       </w:r>
     </w:p>
     <w:p>
-      <w:r>
+      <w:pPr>
+        <w:spacing w:line="336" w:lineRule="auto" w:after="180"/>
+      </w:pPr>
+      <w:r>
+        <w:rPr>
+          <w:b w:val="0"/>
+        </w:rPr>
         <w:t>Write key dataset-card entries for20 photos: five plants, four views each, one phone, one indoor setting. Growth labels have not been supplied.</w:t>
       </w:r>
     </w:p>
@@ -3561,7 +5788,13 @@
       </w:r>
     </w:p>
     <w:p>
-      <w:r>
+      <w:pPr>
+        <w:spacing w:line="336" w:lineRule="auto" w:after="180"/>
+      </w:pPr>
+      <w:r>
+        <w:rPr>
+          <w:b w:val="0"/>
+        </w:rPr>
         <w:t>Attempt this case before feedback. Record any help. Earlier examples below are further practice; a case already practised with feedback cannot establish fresh transfer.</w:t>
       </w:r>
     </w:p>
@@ -3574,18 +5807,54 @@
       </w:r>
     </w:p>
     <w:p>
-      <w:r>
+      <w:pPr>
+        <w:spacing w:line="336" w:lineRule="auto" w:after="180"/>
+      </w:pPr>
+      <w:r>
+        <w:rPr>
+          <w:b w:val="0"/>
+        </w:rPr>
         <w:t>Close the worked explanation. Apply the idea to this different question without copying.</w:t>
       </w:r>
     </w:p>
     <w:p>
-      <w:r>
-        <w:t>A dataset card lists 500 images but omits collection conditions and intended use. Add two essential entries and explain their value.</w:t>
-      </w:r>
-    </w:p>
-    <w:p>
-      <w:r>
-        <w:t>My answer, with a trace, calculation or supporting evidence</w:t>
+      <w:pPr>
+        <w:spacing w:line="336" w:lineRule="auto" w:after="180"/>
+      </w:pPr>
+      <w:r>
+        <w:rPr>
+          <w:b w:val="0"/>
+        </w:rPr>
+        <w:t xml:space="preserve">A </w:t>
+      </w:r>
+      <w:r>
+        <w:rPr>
+          <w:b/>
+        </w:rPr>
+        <w:t>dataset card</w:t>
+      </w:r>
+      <w:r>
+        <w:rPr>
+          <w:b w:val="0"/>
+        </w:rPr>
+        <w:t xml:space="preserve"> lists 500 images but omits collection conditions and intended use. Add two essential entries and explain their value.</w:t>
+      </w:r>
+    </w:p>
+    <w:p>
+      <w:pPr>
+        <w:spacing w:line="336" w:lineRule="auto" w:after="180"/>
+      </w:pPr>
+      <w:r>
+        <w:rPr>
+          <w:b w:val="0"/>
+        </w:rPr>
+        <w:t xml:space="preserve">My answer, with a trace, calculation or supporting </w:t>
+      </w:r>
+      <w:r>
+        <w:rPr>
+          <w:b/>
+        </w:rPr>
+        <w:t>evidence</w:t>
       </w:r>
     </w:p>
     <w:p>
@@ -3630,13 +5899,37 @@
       </w:r>
     </w:p>
     <w:p>
-      <w:r>
+      <w:pPr>
+        <w:spacing w:line="336" w:lineRule="auto" w:after="180"/>
+      </w:pPr>
+      <w:r>
+        <w:rPr>
+          <w:b w:val="0"/>
+        </w:rPr>
         <w:t>Change one relevant detail. Predict the result before testing. Include a boundary or missing-information case when it helps reveal a limit.</w:t>
       </w:r>
     </w:p>
     <w:p>
-      <w:r>
-        <w:t>My changed input and expected result</w:t>
+      <w:pPr>
+        <w:spacing w:line="336" w:lineRule="auto" w:after="180"/>
+      </w:pPr>
+      <w:r>
+        <w:rPr>
+          <w:b w:val="0"/>
+        </w:rPr>
+        <w:t xml:space="preserve">My changed </w:t>
+      </w:r>
+      <w:r>
+        <w:rPr>
+          <w:b/>
+        </w:rPr>
+        <w:t>input</w:t>
+      </w:r>
+      <w:r>
+        <w:rPr>
+          <w:b w:val="0"/>
+        </w:rPr>
+        <w:t xml:space="preserve"> and expected result</w:t>
       </w:r>
     </w:p>
     <w:p>
@@ -3681,13 +5974,49 @@
       </w:r>
     </w:p>
     <w:p>
-      <w:r>
-        <w:t>Publish the Plant Classifier dataset card before model experiments begin; update it when data changes.</w:t>
-      </w:r>
-    </w:p>
-    <w:p>
-      <w:r>
-        <w:t>The evidence I will keep</w:t>
+      <w:pPr>
+        <w:spacing w:line="336" w:lineRule="auto" w:after="180"/>
+      </w:pPr>
+      <w:r>
+        <w:rPr>
+          <w:b w:val="0"/>
+        </w:rPr>
+        <w:t xml:space="preserve">Publish the Plant Classifier </w:t>
+      </w:r>
+      <w:r>
+        <w:rPr>
+          <w:b/>
+        </w:rPr>
+        <w:t>dataset card</w:t>
+      </w:r>
+      <w:r>
+        <w:rPr>
+          <w:b w:val="0"/>
+        </w:rPr>
+        <w:t xml:space="preserve"> before model experiments begin; update it when data changes.</w:t>
+      </w:r>
+    </w:p>
+    <w:p>
+      <w:pPr>
+        <w:spacing w:line="336" w:lineRule="auto" w:after="180"/>
+      </w:pPr>
+      <w:r>
+        <w:rPr>
+          <w:b w:val="0"/>
+        </w:rPr>
+        <w:t xml:space="preserve">The </w:t>
+      </w:r>
+      <w:r>
+        <w:rPr>
+          <w:b/>
+        </w:rPr>
+        <w:t>evidence</w:t>
+      </w:r>
+      <w:r>
+        <w:rPr>
+          <w:b w:val="0"/>
+        </w:rPr>
+        <w:t xml:space="preserve"> I will keep</w:t>
       </w:r>
     </w:p>
     <w:p>
@@ -3724,8 +6053,26 @@
       </w:r>
     </w:p>
     <w:p>
-      <w:r>
-        <w:t>Your teacher has the independent answer and scoring criteria. Complete the matching workbook week to keep your practice evidence together.</w:t>
+      <w:pPr>
+        <w:spacing w:line="336" w:lineRule="auto" w:after="180"/>
+      </w:pPr>
+      <w:r>
+        <w:rPr>
+          <w:b w:val="0"/>
+        </w:rPr>
+        <w:t xml:space="preserve">Your teacher has the independent answer and scoring criteria. Complete the matching workbook week to keep your practice </w:t>
+      </w:r>
+      <w:r>
+        <w:rPr>
+          <w:b/>
+        </w:rPr>
+        <w:t>evidence</w:t>
+      </w:r>
+      <w:r>
+        <w:rPr>
+          <w:b w:val="0"/>
+        </w:rPr>
+        <w:t xml:space="preserve"> together.</w:t>
       </w:r>
     </w:p>
     <w:p>
@@ -3737,7 +6084,13 @@
       </w:r>
     </w:p>
     <w:p>
-      <w:r>
+      <w:pPr>
+        <w:spacing w:line="336" w:lineRule="auto" w:after="180"/>
+      </w:pPr>
+      <w:r>
+        <w:rPr>
+          <w:b w:val="0"/>
+        </w:rPr>
         <w:t>Write five dataset-card fields for a leaf dataset and explain why '1000 images' alone is insufficient.</w:t>
       </w:r>
     </w:p>
@@ -3793,8 +6146,25 @@
       </w:r>
     </w:p>
     <w:p>
-      <w:r>
-        <w:t>Attempt the independent case before hints. Record whether you worked alone, used a hint or followed a model. After feedback, fix the first unsupported step and explain why it changed. A later check uses a changed case, not a copied answer.</w:t>
+      <w:pPr>
+        <w:spacing w:line="336" w:lineRule="auto" w:after="180"/>
+      </w:pPr>
+      <w:r>
+        <w:rPr>
+          <w:b w:val="0"/>
+        </w:rPr>
+        <w:t>Attempt the independent case before hints. Record whether you worked alone, used a hint or followed a model. After feedback, fix the first unsupported step and explain why it changed.</w:t>
+      </w:r>
+    </w:p>
+    <w:p>
+      <w:pPr>
+        <w:spacing w:line="336" w:lineRule="auto" w:after="180"/>
+      </w:pPr>
+      <w:r>
+        <w:rPr>
+          <w:b w:val="0"/>
+        </w:rPr>
+        <w:t>A later check uses a changed case, not a copied answer.</w:t>
       </w:r>
     </w:p>
     <w:p>
@@ -3807,7 +6177,30 @@
     </w:p>
     <w:p>
       <w:r>
-        <w:t>Start with this question: Build a dataset card that reveals what the photo count hides.</w:t>
+        <w:t>Use this map to navigate Dataset Cards, connect the goals to tasks and keep one evidence record for each attempt.</w:t>
+      </w:r>
+    </w:p>
+    <w:p>
+      <w:pPr>
+        <w:spacing w:line="336" w:lineRule="auto" w:after="180"/>
+      </w:pPr>
+      <w:r>
+        <w:rPr>
+          <w:b w:val="0"/>
+        </w:rPr>
+        <w:t xml:space="preserve">Start with this question: Build a </w:t>
+      </w:r>
+      <w:r>
+        <w:rPr>
+          <w:b/>
+        </w:rPr>
+        <w:t>dataset card</w:t>
+      </w:r>
+      <w:r>
+        <w:rPr>
+          <w:b w:val="0"/>
+        </w:rPr>
+        <w:t xml:space="preserve"> that reveals what the photo count hides.</w:t>
       </w:r>
     </w:p>
     <w:tbl>
@@ -3913,13 +6306,61 @@
       </w:tr>
     </w:tbl>
     <w:p>
-      <w:r>
-        <w:t>Remember → watch and explain → try with help → investigate → try independently → keep project evidence. Your teacher may spread this lesson across several classes.</w:t>
-      </w:r>
-    </w:p>
-    <w:p>
-      <w:r>
-        <w:t>Keep your first prediction. Compare it with what the evidence shows and explain any change.</w:t>
+      <w:pPr>
+        <w:spacing w:line="336" w:lineRule="auto" w:after="180"/>
+      </w:pPr>
+      <w:r>
+        <w:rPr>
+          <w:b w:val="0"/>
+        </w:rPr>
+        <w:t xml:space="preserve">Remember → watch and explain → try with help → investigate → try independently → keep project </w:t>
+      </w:r>
+      <w:r>
+        <w:rPr>
+          <w:b/>
+        </w:rPr>
+        <w:t>evidence</w:t>
+      </w:r>
+      <w:r>
+        <w:rPr>
+          <w:b w:val="0"/>
+        </w:rPr>
+        <w:t>. Your teacher may spread this lesson across several classes.</w:t>
+      </w:r>
+    </w:p>
+    <w:p>
+      <w:pPr>
+        <w:spacing w:line="336" w:lineRule="auto" w:after="180"/>
+      </w:pPr>
+      <w:r>
+        <w:rPr>
+          <w:b w:val="0"/>
+        </w:rPr>
+        <w:t xml:space="preserve">Keep your first </w:t>
+      </w:r>
+      <w:r>
+        <w:rPr>
+          <w:b/>
+        </w:rPr>
+        <w:t>prediction</w:t>
+      </w:r>
+      <w:r>
+        <w:rPr>
+          <w:b w:val="0"/>
+        </w:rPr>
+        <w:t xml:space="preserve">. Compare it with what the </w:t>
+      </w:r>
+      <w:r>
+        <w:rPr>
+          <w:b/>
+        </w:rPr>
+        <w:t>evidence</w:t>
+      </w:r>
+      <w:r>
+        <w:rPr>
+          <w:b w:val="0"/>
+        </w:rPr>
+        <w:t xml:space="preserve"> shows and explain any change.</w:t>
       </w:r>
     </w:p>
     <w:p>
@@ -3932,7 +6373,30 @@
     </w:p>
     <w:p>
       <w:r>
-        <w:t>Close your notes. Explain this goal in your own words: Inspect row meaning missing values and repeated records</w:t>
+        <w:t>Explain Dataset Cards without notes, identify a remaining question and plan a later check with a changed case.</w:t>
+      </w:r>
+    </w:p>
+    <w:p>
+      <w:pPr>
+        <w:spacing w:line="336" w:lineRule="auto" w:after="180"/>
+      </w:pPr>
+      <w:r>
+        <w:rPr>
+          <w:b w:val="0"/>
+        </w:rPr>
+        <w:t xml:space="preserve">Close your notes. Explain this goal in your own words: Inspect row meaning </w:t>
+      </w:r>
+      <w:r>
+        <w:rPr>
+          <w:b/>
+        </w:rPr>
+        <w:t>missing value</w:t>
+      </w:r>
+      <w:r>
+        <w:rPr>
+          <w:b w:val="0"/>
+        </w:rPr>
+        <w:t>s and repeated records</w:t>
       </w:r>
     </w:p>
     <w:p>
@@ -3969,13 +6433,61 @@
       </w:r>
     </w:p>
     <w:p>
-      <w:r>
-        <w:t>If you are unsure, return to the worked picture and explain one arrow. If you are ready, change an input or assumption and justify your prediction.</w:t>
-      </w:r>
-    </w:p>
-    <w:p>
-      <w:r>
-        <w:t>Save your workbook evidence. At the next review, try a different case before opening your old answer.</w:t>
+      <w:pPr>
+        <w:spacing w:line="336" w:lineRule="auto" w:after="180"/>
+      </w:pPr>
+      <w:r>
+        <w:rPr>
+          <w:b w:val="0"/>
+        </w:rPr>
+        <w:t xml:space="preserve">If you are unsure, return to the worked picture and explain one arrow. If you are ready, change an </w:t>
+      </w:r>
+      <w:r>
+        <w:rPr>
+          <w:b/>
+        </w:rPr>
+        <w:t>input</w:t>
+      </w:r>
+      <w:r>
+        <w:rPr>
+          <w:b w:val="0"/>
+        </w:rPr>
+        <w:t xml:space="preserve"> or assumption and justify your </w:t>
+      </w:r>
+      <w:r>
+        <w:rPr>
+          <w:b/>
+        </w:rPr>
+        <w:t>prediction</w:t>
+      </w:r>
+      <w:r>
+        <w:rPr>
+          <w:b w:val="0"/>
+        </w:rPr>
+        <w:t>.</w:t>
+      </w:r>
+    </w:p>
+    <w:p>
+      <w:pPr>
+        <w:spacing w:line="336" w:lineRule="auto" w:after="180"/>
+      </w:pPr>
+      <w:r>
+        <w:rPr>
+          <w:b w:val="0"/>
+        </w:rPr>
+        <w:t xml:space="preserve">Save your workbook </w:t>
+      </w:r>
+      <w:r>
+        <w:rPr>
+          <w:b/>
+        </w:rPr>
+        <w:t>evidence</w:t>
+      </w:r>
+      <w:r>
+        <w:rPr>
+          <w:b w:val="0"/>
+        </w:rPr>
+        <w:t>. At the next review, try a different case before opening your old answer.</w:t>
       </w:r>
     </w:p>
     <w:p>
@@ -3988,12 +6500,41 @@
     </w:p>
     <w:p>
       <w:r>
+        <w:t>Attempt supported questions before using hints or feedback. Review a missing building block, then keep the completed work.</w:t>
+      </w:r>
+    </w:p>
+    <w:p>
+      <w:pPr>
+        <w:spacing w:line="336" w:lineRule="auto" w:after="180"/>
+      </w:pPr>
+      <w:r>
+        <w:rPr>
+          <w:b w:val="0"/>
+        </w:rPr>
         <w:t>Use this supported practice once, in the browser or on paper. Keep the reserved independent assessment for a separate first attempt before teacher feedback.</w:t>
       </w:r>
     </w:p>
     <w:p>
-      <w:r>
-        <w:t>Build a dataset card that reveals what the photo count hides.</w:t>
+      <w:pPr>
+        <w:spacing w:line="336" w:lineRule="auto" w:after="180"/>
+      </w:pPr>
+      <w:r>
+        <w:rPr>
+          <w:b w:val="0"/>
+        </w:rPr>
+        <w:t xml:space="preserve">Build a </w:t>
+      </w:r>
+      <w:r>
+        <w:rPr>
+          <w:b/>
+        </w:rPr>
+        <w:t>dataset card</w:t>
+      </w:r>
+      <w:r>
+        <w:rPr>
+          <w:b w:val="0"/>
+        </w:rPr>
+        <w:t xml:space="preserve"> that reveals what the photo count hides.</w:t>
       </w:r>
     </w:p>
     <w:p>
@@ -4005,22 +6546,49 @@
       </w:r>
     </w:p>
     <w:p>
-      <w:r>
+      <w:pPr>
+        <w:spacing w:line="336" w:lineRule="auto" w:after="180"/>
+      </w:pPr>
+      <w:r>
+        <w:rPr>
+          <w:b w:val="0"/>
+        </w:rPr>
         <w:t>Which labelled step matches this detail? Split by plant; state that outdoor use and disease diagnosis have not been evaluated.</w:t>
       </w:r>
     </w:p>
     <w:p>
-      <w:r>
+      <w:pPr>
+        <w:spacing w:line="336" w:lineRule="auto" w:after="180"/>
+        <w:shd w:fill="F4F9FC"/>
+      </w:pPr>
+      <w:r>
+        <w:rPr>
+          <w:b w:val="0"/>
+        </w:rPr>
         <w:t>1. Record limits</w:t>
       </w:r>
     </w:p>
     <w:p>
-      <w:r>
+      <w:pPr>
+        <w:spacing w:line="336" w:lineRule="auto" w:after="180"/>
+        <w:shd w:fill="F4F9FC"/>
+      </w:pPr>
+      <w:r>
+        <w:rPr>
+          <w:b w:val="0"/>
+        </w:rPr>
         <w:t>2. Describe units</w:t>
       </w:r>
     </w:p>
     <w:p>
-      <w:r>
+      <w:pPr>
+        <w:spacing w:line="336" w:lineRule="auto" w:after="180"/>
+        <w:shd w:fill="F4F9FC"/>
+      </w:pPr>
+      <w:r>
+        <w:rPr>
+          <w:b w:val="0"/>
+        </w:rPr>
         <w:t>3. Describe source</w:t>
       </w:r>
     </w:p>
@@ -4058,41 +6626,167 @@
       </w:r>
     </w:p>
     <w:p>
-      <w:r>
+      <w:pPr>
+        <w:pStyle w:val="Heading3"/>
+      </w:pPr>
+      <w:r>
+        <w:t>Hint · try first</w:t>
+      </w:r>
+    </w:p>
+    <w:p>
+      <w:pPr>
+        <w:spacing w:line="336" w:lineRule="auto" w:after="180"/>
+        <w:shd w:fill="F1F6F8"/>
+      </w:pPr>
+      <w:r>
+        <w:rPr>
+          <w:b w:val="0"/>
+        </w:rPr>
         <w:t>Hint if needed: Read the steps in the pictorial case. Match the supplied detail to the stage that performs or records it.</w:t>
       </w:r>
     </w:p>
     <w:p>
-      <w:r>
-        <w:t>After your attempt, compare with the supported explanation: Record limits Split by plant; state that outdoor use and disease diagnosis have not been evaluated. Read the picture in order. Split by plant; state that outdoor use and disease diagnosis have not been evaluated. The arrows show which recorded input or intermediate result each decision uses. Explain the deciding step aloud before checking the changed case; pointing to the final answer alone does not show how it follows.</w:t>
-      </w:r>
-    </w:p>
-    <w:p>
       <w:pPr>
         <w:pStyle w:val="Heading3"/>
       </w:pPr>
       <w:r>
+        <w:t>Feedback · compare after trying</w:t>
+      </w:r>
+    </w:p>
+    <w:p>
+      <w:pPr>
+        <w:spacing w:line="336" w:lineRule="auto" w:after="180"/>
+        <w:shd w:fill="F1F6FC"/>
+      </w:pPr>
+      <w:r>
+        <w:rPr>
+          <w:b w:val="0"/>
+        </w:rPr>
+        <w:t>After your attempt, compare with the supported explanation: Record limits Split by plant; state that outdoor use and disease diagnosis have not been evaluated. Read the picture in order.</w:t>
+      </w:r>
+    </w:p>
+    <w:p>
+      <w:pPr>
+        <w:spacing w:line="336" w:lineRule="auto" w:after="180"/>
+        <w:shd w:fill="F1F6FC"/>
+      </w:pPr>
+      <w:r>
+        <w:rPr>
+          <w:b w:val="0"/>
+        </w:rPr>
+        <w:t xml:space="preserve">Split by plant; state that outdoor use and disease diagnosis have not been evaluated. The arrows show which recorded </w:t>
+      </w:r>
+      <w:r>
+        <w:rPr>
+          <w:b/>
+        </w:rPr>
+        <w:t>input</w:t>
+      </w:r>
+      <w:r>
+        <w:rPr>
+          <w:b w:val="0"/>
+        </w:rPr>
+        <w:t xml:space="preserve"> or intermediate result each decision uses.</w:t>
+      </w:r>
+    </w:p>
+    <w:p>
+      <w:pPr>
+        <w:spacing w:line="336" w:lineRule="auto" w:after="180"/>
+        <w:shd w:fill="F1F6FC"/>
+      </w:pPr>
+      <w:r>
+        <w:rPr>
+          <w:b w:val="0"/>
+        </w:rPr>
+        <w:t>Explain the deciding step aloud before checking the changed case; pointing to the final answer alone does not show how it follows.</w:t>
+      </w:r>
+    </w:p>
+    <w:p>
+      <w:pPr>
+        <w:pStyle w:val="Heading3"/>
+      </w:pPr>
+      <w:r>
         <w:t>Practice 2: explain the deciding evidence</w:t>
       </w:r>
     </w:p>
     <w:p>
-      <w:r>
+      <w:pPr>
+        <w:pStyle w:val="Heading3"/>
+      </w:pPr>
+      <w:r>
+        <w:t>Changed case · predict first</w:t>
+      </w:r>
+    </w:p>
+    <w:p>
+      <w:pPr>
+        <w:spacing w:line="336" w:lineRule="auto" w:after="180"/>
+        <w:shd w:fill="F5F1FB"/>
+      </w:pPr>
+      <w:r>
+        <w:rPr>
+          <w:b w:val="0"/>
+        </w:rPr>
         <w:t>Changed-case practice: The dataset adds 6 outdoor photos of the same plants. Which conclusion is supported by the supplied facts?</w:t>
       </w:r>
     </w:p>
     <w:p>
-      <w:r>
-        <w:t>1. We can decide the result without examining the changed input or the procedure.</w:t>
-      </w:r>
-    </w:p>
-    <w:p>
-      <w:r>
+      <w:pPr>
+        <w:spacing w:line="336" w:lineRule="auto" w:after="180"/>
+        <w:shd w:fill="F4F9FC"/>
+      </w:pPr>
+      <w:r>
+        <w:rPr>
+          <w:b w:val="0"/>
+        </w:rPr>
+        <w:t xml:space="preserve">1. We can decide the result without examining the changed </w:t>
+      </w:r>
+      <w:r>
+        <w:rPr>
+          <w:b/>
+        </w:rPr>
+        <w:t>input</w:t>
+      </w:r>
+      <w:r>
+        <w:rPr>
+          <w:b w:val="0"/>
+        </w:rPr>
+        <w:t xml:space="preserve"> or the procedure.</w:t>
+      </w:r>
+    </w:p>
+    <w:p>
+      <w:pPr>
+        <w:spacing w:line="336" w:lineRule="auto" w:after="180"/>
+        <w:shd w:fill="F4F9FC"/>
+      </w:pPr>
+      <w:r>
+        <w:rPr>
+          <w:b w:val="0"/>
+        </w:rPr>
         <w:t>2. Photo count becomes 24, plant count remains 6; lighting coverage changes.</w:t>
       </w:r>
     </w:p>
     <w:p>
-      <w:r>
-        <w:t>3. This one example guarantees correct results for every future input.</w:t>
+      <w:pPr>
+        <w:spacing w:line="336" w:lineRule="auto" w:after="180"/>
+        <w:shd w:fill="F4F9FC"/>
+      </w:pPr>
+      <w:r>
+        <w:rPr>
+          <w:b w:val="0"/>
+        </w:rPr>
+        <w:t xml:space="preserve">3. This one example guarantees correct results for every future </w:t>
+      </w:r>
+      <w:r>
+        <w:rPr>
+          <w:b/>
+        </w:rPr>
+        <w:t>input</w:t>
+      </w:r>
+      <w:r>
+        <w:rPr>
+          <w:b w:val="0"/>
+        </w:rPr>
+        <w:t>.</w:t>
       </w:r>
     </w:p>
     <w:p>
@@ -4129,12 +6823,42 @@
       </w:r>
     </w:p>
     <w:p>
-      <w:r>
+      <w:pPr>
+        <w:pStyle w:val="Heading3"/>
+      </w:pPr>
+      <w:r>
+        <w:t>Hint · try first</w:t>
+      </w:r>
+    </w:p>
+    <w:p>
+      <w:pPr>
+        <w:spacing w:line="336" w:lineRule="auto" w:after="180"/>
+        <w:shd w:fill="F1F6F8"/>
+      </w:pPr>
+      <w:r>
+        <w:rPr>
+          <w:b w:val="0"/>
+        </w:rPr>
         <w:t>Hint if needed: Use the changed condition and the deciding step in the pictorial trace. The answer must say what follows from those facts.</w:t>
       </w:r>
     </w:p>
     <w:p>
-      <w:r>
+      <w:pPr>
+        <w:pStyle w:val="Heading3"/>
+      </w:pPr>
+      <w:r>
+        <w:t>Feedback · compare after trying</w:t>
+      </w:r>
+    </w:p>
+    <w:p>
+      <w:pPr>
+        <w:spacing w:line="336" w:lineRule="auto" w:after="180"/>
+        <w:shd w:fill="F1F6FC"/>
+      </w:pPr>
+      <w:r>
+        <w:rPr>
+          <w:b w:val="0"/>
+        </w:rPr>
         <w:t>After your attempt, compare with the supported explanation: Photo count becomes 24, plant count remains 6; lighting coverage changes. Additional views broaden conditions without creating new independent plant identities.</w:t>
       </w:r>
     </w:p>
@@ -4147,18 +6871,129 @@
       </w:r>
     </w:p>
     <w:p>
-      <w:r>
-        <w:t>Review Leakage (ai-4/8). Goal: Choose a split unit that matches the intended prediction claim. Short practice: How many independently new plant identities are in the original test? Point to the relevant step in the picture, then write the changed result and the rule or evidence that supports it.. Return to this week and explain what you changed.</w:t>
-      </w:r>
-    </w:p>
-    <w:p>
-      <w:r>
-        <w:t>Review Label Quality (ai-4/6). Goal: Write an observable label rule with boundaries and a review option. Short practice: Why should two annotators not vote away Z’s missing evidence? Point to the relevant step in the picture, then write the changed result and the rule or evidence that supports it.. Return to this week and explain what you changed.</w:t>
-      </w:r>
-    </w:p>
-    <w:p>
-      <w:r>
-        <w:t>Review Classification or Regression? (ai-4/3). Goal: Identify a task from the meaning of its target. Short practice: Did regression MAE improve when the boundary changed? Point to the relevant step in the picture, then write the changed result and the rule or evidence that supports it.. Return to this week and explain what you changed.</w:t>
+      <w:pPr>
+        <w:spacing w:line="336" w:lineRule="auto" w:after="180"/>
+      </w:pPr>
+      <w:r>
+        <w:rPr>
+          <w:b w:val="0"/>
+        </w:rPr>
+        <w:t xml:space="preserve">Review Leakage (ai-4/8). Goal: Choose a split unit that matches the intended </w:t>
+      </w:r>
+      <w:r>
+        <w:rPr>
+          <w:b/>
+        </w:rPr>
+        <w:t>prediction</w:t>
+      </w:r>
+      <w:r>
+        <w:rPr>
+          <w:b w:val="0"/>
+        </w:rPr>
+        <w:t xml:space="preserve"> claim. Short practice: How many independently new plant identities are in the original test?</w:t>
+      </w:r>
+    </w:p>
+    <w:p>
+      <w:pPr>
+        <w:spacing w:line="336" w:lineRule="auto" w:after="180"/>
+      </w:pPr>
+      <w:r>
+        <w:rPr>
+          <w:b w:val="0"/>
+        </w:rPr>
+        <w:t xml:space="preserve">Point to the relevant step in the picture, then write the changed result and the rule or </w:t>
+      </w:r>
+      <w:r>
+        <w:rPr>
+          <w:b/>
+        </w:rPr>
+        <w:t>evidence</w:t>
+      </w:r>
+      <w:r>
+        <w:rPr>
+          <w:b w:val="0"/>
+        </w:rPr>
+        <w:t xml:space="preserve"> that supports it.. Return to this week and explain what you changed.</w:t>
+      </w:r>
+    </w:p>
+    <w:p>
+      <w:pPr>
+        <w:spacing w:line="336" w:lineRule="auto" w:after="180"/>
+      </w:pPr>
+      <w:r>
+        <w:rPr>
+          <w:b w:val="0"/>
+        </w:rPr>
+        <w:t xml:space="preserve">Review Label Quality (ai-4/6). Goal: Write an observable label rule with boundaries and a review option. Short practice: Why should two annotators not vote away Z’s missing </w:t>
+      </w:r>
+      <w:r>
+        <w:rPr>
+          <w:b/>
+        </w:rPr>
+        <w:t>evidence</w:t>
+      </w:r>
+      <w:r>
+        <w:rPr>
+          <w:b w:val="0"/>
+        </w:rPr>
+        <w:t>?</w:t>
+      </w:r>
+    </w:p>
+    <w:p>
+      <w:pPr>
+        <w:spacing w:line="336" w:lineRule="auto" w:after="180"/>
+      </w:pPr>
+      <w:r>
+        <w:rPr>
+          <w:b w:val="0"/>
+        </w:rPr>
+        <w:t xml:space="preserve">Point to the relevant step in the picture, then write the changed result and the rule or </w:t>
+      </w:r>
+      <w:r>
+        <w:rPr>
+          <w:b/>
+        </w:rPr>
+        <w:t>evidence</w:t>
+      </w:r>
+      <w:r>
+        <w:rPr>
+          <w:b w:val="0"/>
+        </w:rPr>
+        <w:t xml:space="preserve"> that supports it.. Return to this week and explain what you changed.</w:t>
+      </w:r>
+    </w:p>
+    <w:p>
+      <w:pPr>
+        <w:spacing w:line="336" w:lineRule="auto" w:after="180"/>
+      </w:pPr>
+      <w:r>
+        <w:rPr>
+          <w:b w:val="0"/>
+        </w:rPr>
+        <w:t>Review Classification or Regression? (ai-4/3). Goal: Identify a task from the meaning of its target. Short practice: Did regression MAE improve when the boundary changed?</w:t>
+      </w:r>
+    </w:p>
+    <w:p>
+      <w:pPr>
+        <w:spacing w:line="336" w:lineRule="auto" w:after="180"/>
+      </w:pPr>
+      <w:r>
+        <w:rPr>
+          <w:b w:val="0"/>
+        </w:rPr>
+        <w:t xml:space="preserve">Point to the relevant step in the picture, then write the changed result and the rule or </w:t>
+      </w:r>
+      <w:r>
+        <w:rPr>
+          <w:b/>
+        </w:rPr>
+        <w:t>evidence</w:t>
+      </w:r>
+      <w:r>
+        <w:rPr>
+          <w:b w:val="0"/>
+        </w:rPr>
+        <w:t xml:space="preserve"> that supports it.. Return to this week and explain what you changed.</w:t>
       </w:r>
     </w:p>
     <w:p>
@@ -4170,8 +7005,61 @@
       </w:r>
     </w:p>
     <w:p>
-      <w:r>
-        <w:t>The browser lab lets you edit the supported Python examples already included in this lesson. Predict first, run, inspect the actual output or error, change one input, then run again. Keep code, predictions, actual results and a reasoned revision together. On paper, label your result as a trace rather than an execution.</w:t>
+      <w:pPr>
+        <w:spacing w:line="336" w:lineRule="auto" w:after="180"/>
+      </w:pPr>
+      <w:r>
+        <w:rPr>
+          <w:b w:val="0"/>
+        </w:rPr>
+        <w:t xml:space="preserve">The browser lab lets you edit the supported Python examples already included in this lesson. Predict first, run, inspect the actual </w:t>
+      </w:r>
+      <w:r>
+        <w:rPr>
+          <w:b/>
+        </w:rPr>
+        <w:t>output</w:t>
+      </w:r>
+      <w:r>
+        <w:rPr>
+          <w:b w:val="0"/>
+        </w:rPr>
+        <w:t xml:space="preserve"> or error, change one </w:t>
+      </w:r>
+      <w:r>
+        <w:rPr>
+          <w:b/>
+        </w:rPr>
+        <w:t>input</w:t>
+      </w:r>
+      <w:r>
+        <w:rPr>
+          <w:b w:val="0"/>
+        </w:rPr>
+        <w:t>, then run again.</w:t>
+      </w:r>
+    </w:p>
+    <w:p>
+      <w:pPr>
+        <w:spacing w:line="336" w:lineRule="auto" w:after="180"/>
+      </w:pPr>
+      <w:r>
+        <w:rPr>
+          <w:b w:val="0"/>
+        </w:rPr>
+        <w:t xml:space="preserve">Keep code, </w:t>
+      </w:r>
+      <w:r>
+        <w:rPr>
+          <w:b/>
+        </w:rPr>
+        <w:t>prediction</w:t>
+      </w:r>
+      <w:r>
+        <w:rPr>
+          <w:b w:val="0"/>
+        </w:rPr>
+        <w:t>s, actual results and a reasoned revision together. On paper, label your result as a trace rather than an execution.</w:t>
       </w:r>
     </w:p>
     <w:p>
@@ -4183,8 +7071,673 @@
       </w:r>
     </w:p>
     <w:p>
-      <w:r>
-        <w:t>Use Download completed work in the hosted lesson to export your answers, reflections, practice feedback and code-run evidence. Open the HTML copy to read or print it. Drafts stay in this browser when storage is available; clear drafts on a shared device.</w:t>
+      <w:pPr>
+        <w:spacing w:line="336" w:lineRule="auto" w:after="180"/>
+      </w:pPr>
+      <w:r>
+        <w:rPr>
+          <w:b w:val="0"/>
+        </w:rPr>
+        <w:t xml:space="preserve">Use Download completed work in the hosted lesson to export your answers, reflections, practice feedback and code-run </w:t>
+      </w:r>
+      <w:r>
+        <w:rPr>
+          <w:b/>
+        </w:rPr>
+        <w:t>evidence</w:t>
+      </w:r>
+      <w:r>
+        <w:rPr>
+          <w:b w:val="0"/>
+        </w:rPr>
+        <w:t>. Open the HTML copy to read or print it.</w:t>
+      </w:r>
+    </w:p>
+    <w:p>
+      <w:pPr>
+        <w:spacing w:line="336" w:lineRule="auto" w:after="180"/>
+      </w:pPr>
+      <w:r>
+        <w:rPr>
+          <w:b w:val="0"/>
+        </w:rPr>
+        <w:t>Drafts stay in this browser when storage is available; clear drafts on a shared device.</w:t>
+      </w:r>
+    </w:p>
+    <w:p>
+      <w:pPr>
+        <w:pStyle w:val="Heading1"/>
+      </w:pPr>
+      <w:r>
+        <w:t>18. Visual concept journey</w:t>
+      </w:r>
+    </w:p>
+    <w:p>
+      <w:r>
+        <w:t>Explain each Dataset Cards graphic using its labels, deciding evidence and relevant limitation.</w:t>
+      </w:r>
+    </w:p>
+    <w:p>
+      <w:pPr>
+        <w:pStyle w:val="Heading3"/>
+      </w:pPr>
+      <w:r>
+        <w:t>01. Dataset Cards: the case</w:t>
+      </w:r>
+    </w:p>
+    <w:p>
+      <w:r>
+        <w:drawing>
+          <wp:inline xmlns:a="http://schemas.openxmlformats.org/drawingml/2006/main" xmlns:pic="http://schemas.openxmlformats.org/drawingml/2006/picture">
+            <wp:extent cx="5486400" cy="3142488"/>
+            <wp:docPr id="22" name="Picture 22" descr="Build a dataset card that reveals what the photo count hides. Supplied facts: Teacher-created dataset: 18 photos of 6 fictional plants, 3 views each, one tablet, indoor fluorescent light. Label rule is visible spot/no visible spot/review. All inputs and outcomes in this worked example are invented classroom data; no real model run is claimed."/>
+            <wp:cNvGraphicFramePr>
+              <a:graphicFrameLocks noChangeAspect="1"/>
+            </wp:cNvGraphicFramePr>
+            <a:graphic>
+              <a:graphicData uri="http://schemas.openxmlformats.org/drawingml/2006/picture">
+                <pic:pic>
+                  <pic:nvPicPr>
+                    <pic:cNvPr id="0" name="academy-story-ai-4-9-01.png"/>
+                    <pic:cNvPicPr/>
+                  </pic:nvPicPr>
+                  <pic:blipFill>
+                    <a:blip r:embed="rId29"/>
+                    <a:stretch>
+                      <a:fillRect/>
+                    </a:stretch>
+                  </pic:blipFill>
+                  <pic:spPr>
+                    <a:xfrm>
+                      <a:off x="0" y="0"/>
+                      <a:ext cx="5486400" cy="3142488"/>
+                    </a:xfrm>
+                    <a:prstGeom prst="rect"/>
+                  </pic:spPr>
+                </pic:pic>
+              </a:graphicData>
+            </a:graphic>
+          </wp:inline>
+        </w:drawing>
+      </w:r>
+    </w:p>
+    <w:p>
+      <w:pPr>
+        <w:spacing w:line="336" w:lineRule="auto" w:after="180"/>
+      </w:pPr>
+      <w:r>
+        <w:rPr>
+          <w:b w:val="0"/>
+        </w:rPr>
+        <w:t xml:space="preserve">Build a </w:t>
+      </w:r>
+      <w:r>
+        <w:rPr>
+          <w:b/>
+        </w:rPr>
+        <w:t>dataset card</w:t>
+      </w:r>
+      <w:r>
+        <w:rPr>
+          <w:b w:val="0"/>
+        </w:rPr>
+        <w:t xml:space="preserve"> that reveals what the photo count hides. Supplied facts: Teacher-created dataset: 18 photos of 6 fictional plants, 3 views each, one tablet, indoor fluorescent light.</w:t>
+      </w:r>
+    </w:p>
+    <w:p>
+      <w:pPr>
+        <w:spacing w:line="336" w:lineRule="auto" w:after="180"/>
+      </w:pPr>
+      <w:r>
+        <w:rPr>
+          <w:b w:val="0"/>
+        </w:rPr>
+        <w:t xml:space="preserve">Label rule is visible spot/no visible spot/review. All </w:t>
+      </w:r>
+      <w:r>
+        <w:rPr>
+          <w:b/>
+        </w:rPr>
+        <w:t>input</w:t>
+      </w:r>
+      <w:r>
+        <w:rPr>
+          <w:b w:val="0"/>
+        </w:rPr>
+        <w:t>s and outcomes in this worked example are invented classroom data; no real model run is claimed.</w:t>
+      </w:r>
+    </w:p>
+    <w:p>
+      <w:pPr>
+        <w:spacing w:line="336" w:lineRule="auto" w:after="180"/>
+        <w:shd w:fill="F5F1FB"/>
+      </w:pPr>
+      <w:r>
+        <w:rPr>
+          <w:b w:val="0"/>
+        </w:rPr>
+        <w:t>Point to the given fact that matters most. Explain why it matters.</w:t>
+      </w:r>
+    </w:p>
+    <w:p>
+      <w:pPr>
+        <w:pStyle w:val="Heading3"/>
+      </w:pPr>
+      <w:r>
+        <w:t>02. Follow the deciding steps</w:t>
+      </w:r>
+    </w:p>
+    <w:p>
+      <w:r>
+        <w:drawing>
+          <wp:inline xmlns:a="http://schemas.openxmlformats.org/drawingml/2006/main" xmlns:pic="http://schemas.openxmlformats.org/drawingml/2006/picture">
+            <wp:extent cx="5486400" cy="3493008"/>
+            <wp:docPr id="23" name="Picture 23" descr="Describe source: Record teacher-created fictional source, one tablet and indoor fluorescent lighting. → Describe units: 18 photo rows come from only 6 plant identities. → Record limits: Split by plant; state that outdoor use and disease diagnosis have not been evaluated."/>
+            <wp:cNvGraphicFramePr>
+              <a:graphicFrameLocks noChangeAspect="1"/>
+            </wp:cNvGraphicFramePr>
+            <a:graphic>
+              <a:graphicData uri="http://schemas.openxmlformats.org/drawingml/2006/picture">
+                <pic:pic>
+                  <pic:nvPicPr>
+                    <pic:cNvPr id="0" name="academy-story-ai-4-9-02.png"/>
+                    <pic:cNvPicPr/>
+                  </pic:nvPicPr>
+                  <pic:blipFill>
+                    <a:blip r:embed="rId30"/>
+                    <a:stretch>
+                      <a:fillRect/>
+                    </a:stretch>
+                  </pic:blipFill>
+                  <pic:spPr>
+                    <a:xfrm>
+                      <a:off x="0" y="0"/>
+                      <a:ext cx="5486400" cy="3493008"/>
+                    </a:xfrm>
+                    <a:prstGeom prst="rect"/>
+                  </pic:spPr>
+                </pic:pic>
+              </a:graphicData>
+            </a:graphic>
+          </wp:inline>
+        </w:drawing>
+      </w:r>
+    </w:p>
+    <w:p>
+      <w:pPr>
+        <w:spacing w:line="336" w:lineRule="auto" w:after="180"/>
+      </w:pPr>
+      <w:r>
+        <w:rPr>
+          <w:b w:val="0"/>
+        </w:rPr>
+        <w:t>Describe source: Record teacher-created fictional source, one tablet and indoor fluorescent lighting. → Describe units: 18 photo rows come from only 6 plant identities. → Record limits: Split by plant; state that outdoor use and disease diagnosis have not been evaluated.</w:t>
+      </w:r>
+    </w:p>
+    <w:p>
+      <w:pPr>
+        <w:spacing w:line="336" w:lineRule="auto" w:after="180"/>
+        <w:shd w:fill="F5F1FB"/>
+      </w:pPr>
+      <w:r>
+        <w:rPr>
+          <w:b w:val="0"/>
+        </w:rPr>
+        <w:t xml:space="preserve">Point to each numbered stage and explain which recorded </w:t>
+      </w:r>
+      <w:r>
+        <w:rPr>
+          <w:b/>
+        </w:rPr>
+        <w:t>input</w:t>
+      </w:r>
+      <w:r>
+        <w:rPr>
+          <w:b w:val="0"/>
+        </w:rPr>
+        <w:t xml:space="preserve"> it uses.</w:t>
+      </w:r>
+    </w:p>
+    <w:p>
+      <w:pPr>
+        <w:pStyle w:val="Heading3"/>
+      </w:pPr>
+      <w:r>
+        <w:t>03. Turn an observation into a documented action</w:t>
+      </w:r>
+    </w:p>
+    <w:p>
+      <w:r>
+        <w:drawing>
+          <wp:inline xmlns:a="http://schemas.openxmlformats.org/drawingml/2006/main" xmlns:pic="http://schemas.openxmlformats.org/drawingml/2006/picture">
+            <wp:extent cx="5486400" cy="2834640"/>
+            <wp:docPr id="24" name="Picture 24" descr="Turn an observation into a documented action. B appears twice | Identity needs review | Check export history. Two None values | 2 of 5 rows lack duration | Keep unknown explicit. C has minus 2 | Invalid elapsed duration | Check source and units"/>
+            <wp:cNvGraphicFramePr>
+              <a:graphicFrameLocks noChangeAspect="1"/>
+            </wp:cNvGraphicFramePr>
+            <a:graphic>
+              <a:graphicData uri="http://schemas.openxmlformats.org/drawingml/2006/picture">
+                <pic:pic>
+                  <pic:nvPicPr>
+                    <pic:cNvPr id="0" name="academy-story-ai-4-9-03.png"/>
+                    <pic:cNvPicPr/>
+                  </pic:nvPicPr>
+                  <pic:blipFill>
+                    <a:blip r:embed="rId31"/>
+                    <a:stretch>
+                      <a:fillRect/>
+                    </a:stretch>
+                  </pic:blipFill>
+                  <pic:spPr>
+                    <a:xfrm>
+                      <a:off x="0" y="0"/>
+                      <a:ext cx="5486400" cy="2834640"/>
+                    </a:xfrm>
+                    <a:prstGeom prst="rect"/>
+                  </pic:spPr>
+                </pic:pic>
+              </a:graphicData>
+            </a:graphic>
+          </wp:inline>
+        </w:drawing>
+      </w:r>
+    </w:p>
+    <w:p>
+      <w:pPr>
+        <w:spacing w:line="336" w:lineRule="auto" w:after="180"/>
+      </w:pPr>
+      <w:r>
+        <w:rPr>
+          <w:b w:val="0"/>
+        </w:rPr>
+        <w:t xml:space="preserve">Turn an </w:t>
+      </w:r>
+      <w:r>
+        <w:rPr>
+          <w:b/>
+        </w:rPr>
+        <w:t>observation</w:t>
+      </w:r>
+      <w:r>
+        <w:rPr>
+          <w:b w:val="0"/>
+        </w:rPr>
+        <w:t xml:space="preserve"> into a documented action. B appears twice | Identity needs review | Check export history. Two None values | 2 of 5 rows lack duration | Keep unknown explicit.</w:t>
+      </w:r>
+    </w:p>
+    <w:p>
+      <w:pPr>
+        <w:spacing w:line="336" w:lineRule="auto" w:after="180"/>
+      </w:pPr>
+      <w:r>
+        <w:rPr>
+          <w:b w:val="0"/>
+        </w:rPr>
+        <w:t>C has minus 2 | Invalid elapsed duration | Check source and units</w:t>
+      </w:r>
+    </w:p>
+    <w:p>
+      <w:pPr>
+        <w:spacing w:line="336" w:lineRule="auto" w:after="180"/>
+        <w:shd w:fill="F5F1FB"/>
+      </w:pPr>
+      <w:r>
+        <w:rPr>
+          <w:b w:val="0"/>
+        </w:rPr>
+        <w:t>Read the labels and values. Explain the relationship the model shows.</w:t>
+      </w:r>
+    </w:p>
+    <w:p>
+      <w:pPr>
+        <w:pStyle w:val="Heading3"/>
+      </w:pPr>
+      <w:r>
+        <w:t>04. Change one thing. Trace what follows.</w:t>
+      </w:r>
+    </w:p>
+    <w:p>
+      <w:r>
+        <w:drawing>
+          <wp:inline xmlns:a="http://schemas.openxmlformats.org/drawingml/2006/main" xmlns:pic="http://schemas.openxmlformats.org/drawingml/2006/picture">
+            <wp:extent cx="5486400" cy="3026664"/>
+            <wp:docPr id="25" name="Picture 25" descr="Original case: Split by plant; state that outdoor use and disease diagnosis have not been evaluated. Changed condition: The dataset adds 6 outdoor photos of the same plants. Expected result: Photo count becomes 24, plant count remains 6; lighting coverage changes. Reason: Additional views broaden conditions without creating new independent plant identities."/>
+            <wp:cNvGraphicFramePr>
+              <a:graphicFrameLocks noChangeAspect="1"/>
+            </wp:cNvGraphicFramePr>
+            <a:graphic>
+              <a:graphicData uri="http://schemas.openxmlformats.org/drawingml/2006/picture">
+                <pic:pic>
+                  <pic:nvPicPr>
+                    <pic:cNvPr id="0" name="academy-story-ai-4-9-04.png"/>
+                    <pic:cNvPicPr/>
+                  </pic:nvPicPr>
+                  <pic:blipFill>
+                    <a:blip r:embed="rId32"/>
+                    <a:stretch>
+                      <a:fillRect/>
+                    </a:stretch>
+                  </pic:blipFill>
+                  <pic:spPr>
+                    <a:xfrm>
+                      <a:off x="0" y="0"/>
+                      <a:ext cx="5486400" cy="3026664"/>
+                    </a:xfrm>
+                    <a:prstGeom prst="rect"/>
+                  </pic:spPr>
+                </pic:pic>
+              </a:graphicData>
+            </a:graphic>
+          </wp:inline>
+        </w:drawing>
+      </w:r>
+    </w:p>
+    <w:p>
+      <w:pPr>
+        <w:spacing w:line="336" w:lineRule="auto" w:after="180"/>
+      </w:pPr>
+      <w:r>
+        <w:rPr>
+          <w:b w:val="0"/>
+        </w:rPr>
+        <w:t>Original case: Split by plant; state that outdoor use and disease diagnosis have not been evaluated. Changed condition: The dataset adds 6 outdoor photos of the same plants.</w:t>
+      </w:r>
+    </w:p>
+    <w:p>
+      <w:pPr>
+        <w:spacing w:line="336" w:lineRule="auto" w:after="180"/>
+      </w:pPr>
+      <w:r>
+        <w:rPr>
+          <w:b w:val="0"/>
+        </w:rPr>
+        <w:t>Expected result: Photo count becomes 24, plant count remains 6; lighting coverage changes. Reason: Additional views broaden conditions without creating new independent plant identities.</w:t>
+      </w:r>
+    </w:p>
+    <w:p>
+      <w:pPr>
+        <w:spacing w:line="336" w:lineRule="auto" w:after="180"/>
+        <w:shd w:fill="F5F1FB"/>
+      </w:pPr>
+      <w:r>
+        <w:rPr>
+          <w:b w:val="0"/>
+        </w:rPr>
+        <w:t>Predict before checking the worked changed-case result. Name what changed and what the supplied facts allow you to conclude.</w:t>
+      </w:r>
+    </w:p>
+    <w:p>
+      <w:pPr>
+        <w:pStyle w:val="Heading3"/>
+      </w:pPr>
+      <w:r>
+        <w:t>05. Connect the explanation to its limit</w:t>
+      </w:r>
+    </w:p>
+    <w:p>
+      <w:r>
+        <w:drawing>
+          <wp:inline xmlns:a="http://schemas.openxmlformats.org/drawingml/2006/main" xmlns:pic="http://schemas.openxmlformats.org/drawingml/2006/picture">
+            <wp:extent cx="5486400" cy="2834640"/>
+            <wp:docPr id="26" name="Picture 26" descr="Read the picture in order. Split by plant; state that outdoor use and disease diagnosis have not been evaluated. The arrows show which recorded input or intermediate result each decision uses. Explain the deciding step aloud before checking the changed case; pointing to the final answer alone does not show how it follows. Limit: A dataset card documents evidence and gaps; writing one does not fix biased sampling or inaccurate labels."/>
+            <wp:cNvGraphicFramePr>
+              <a:graphicFrameLocks noChangeAspect="1"/>
+            </wp:cNvGraphicFramePr>
+            <a:graphic>
+              <a:graphicData uri="http://schemas.openxmlformats.org/drawingml/2006/picture">
+                <pic:pic>
+                  <pic:nvPicPr>
+                    <pic:cNvPr id="0" name="academy-story-ai-4-9-05.png"/>
+                    <pic:cNvPicPr/>
+                  </pic:nvPicPr>
+                  <pic:blipFill>
+                    <a:blip r:embed="rId33"/>
+                    <a:stretch>
+                      <a:fillRect/>
+                    </a:stretch>
+                  </pic:blipFill>
+                  <pic:spPr>
+                    <a:xfrm>
+                      <a:off x="0" y="0"/>
+                      <a:ext cx="5486400" cy="2834640"/>
+                    </a:xfrm>
+                    <a:prstGeom prst="rect"/>
+                  </pic:spPr>
+                </pic:pic>
+              </a:graphicData>
+            </a:graphic>
+          </wp:inline>
+        </w:drawing>
+      </w:r>
+    </w:p>
+    <w:p>
+      <w:pPr>
+        <w:spacing w:line="336" w:lineRule="auto" w:after="180"/>
+      </w:pPr>
+      <w:r>
+        <w:rPr>
+          <w:b w:val="0"/>
+        </w:rPr>
+        <w:t xml:space="preserve">Read the picture in order. Split by plant; state that outdoor use and disease diagnosis have not been evaluated. The arrows show which recorded </w:t>
+      </w:r>
+      <w:r>
+        <w:rPr>
+          <w:b/>
+        </w:rPr>
+        <w:t>input</w:t>
+      </w:r>
+      <w:r>
+        <w:rPr>
+          <w:b w:val="0"/>
+        </w:rPr>
+        <w:t xml:space="preserve"> or intermediate result each decision uses.</w:t>
+      </w:r>
+    </w:p>
+    <w:p>
+      <w:pPr>
+        <w:spacing w:line="336" w:lineRule="auto" w:after="180"/>
+      </w:pPr>
+      <w:r>
+        <w:rPr>
+          <w:b w:val="0"/>
+        </w:rPr>
+        <w:t>Explain the deciding step aloud before checking the changed case; pointing to the final answer alone does not show how it follows.</w:t>
+      </w:r>
+    </w:p>
+    <w:p>
+      <w:pPr>
+        <w:spacing w:line="336" w:lineRule="auto" w:after="180"/>
+      </w:pPr>
+      <w:r>
+        <w:rPr>
+          <w:b w:val="0"/>
+        </w:rPr>
+        <w:t xml:space="preserve">Limit: A </w:t>
+      </w:r>
+      <w:r>
+        <w:rPr>
+          <w:b/>
+        </w:rPr>
+        <w:t>dataset card</w:t>
+      </w:r>
+      <w:r>
+        <w:rPr>
+          <w:b w:val="0"/>
+        </w:rPr>
+        <w:t xml:space="preserve"> documents </w:t>
+      </w:r>
+      <w:r>
+        <w:rPr>
+          <w:b/>
+        </w:rPr>
+        <w:t>evidence</w:t>
+      </w:r>
+      <w:r>
+        <w:rPr>
+          <w:b w:val="0"/>
+        </w:rPr>
+        <w:t xml:space="preserve"> and gaps; writing one does not fix biased sampling or inaccurate labels.</w:t>
+      </w:r>
+    </w:p>
+    <w:p>
+      <w:pPr>
+        <w:spacing w:line="336" w:lineRule="auto" w:after="180"/>
+        <w:shd w:fill="F5F1FB"/>
+      </w:pPr>
+      <w:r>
+        <w:rPr>
+          <w:b w:val="0"/>
+        </w:rPr>
+        <w:t>Explain the case, then point to a limit on the claim.</w:t>
+      </w:r>
+    </w:p>
+    <w:p>
+      <w:pPr>
+        <w:pStyle w:val="Heading3"/>
+      </w:pPr>
+      <w:r>
+        <w:t>06. Make the idea visible in your project</w:t>
+      </w:r>
+    </w:p>
+    <w:p>
+      <w:r>
+        <w:drawing>
+          <wp:inline xmlns:a="http://schemas.openxmlformats.org/drawingml/2006/main" xmlns:pic="http://schemas.openxmlformats.org/drawingml/2006/picture">
+            <wp:extent cx="5486400" cy="3681984"/>
+            <wp:docPr id="27" name="Picture 27" descr="For your Responsible Plant Classifier, save the input, procedure, observed result and limitation of this check. Label this worked example as practice; use a different, previously unreviewed case when checking independent understanding. Draw your input, deciding step, result and limit. Supported question: What two counts should the revised card show? Point to the relevant step in the picture, then write the changed result and the rule or evidence that supports it."/>
+            <wp:cNvGraphicFramePr>
+              <a:graphicFrameLocks noChangeAspect="1"/>
+            </wp:cNvGraphicFramePr>
+            <a:graphic>
+              <a:graphicData uri="http://schemas.openxmlformats.org/drawingml/2006/picture">
+                <pic:pic>
+                  <pic:nvPicPr>
+                    <pic:cNvPr id="0" name="academy-story-ai-4-9-06.png"/>
+                    <pic:cNvPicPr/>
+                  </pic:nvPicPr>
+                  <pic:blipFill>
+                    <a:blip r:embed="rId34"/>
+                    <a:stretch>
+                      <a:fillRect/>
+                    </a:stretch>
+                  </pic:blipFill>
+                  <pic:spPr>
+                    <a:xfrm>
+                      <a:off x="0" y="0"/>
+                      <a:ext cx="5486400" cy="3681984"/>
+                    </a:xfrm>
+                    <a:prstGeom prst="rect"/>
+                  </pic:spPr>
+                </pic:pic>
+              </a:graphicData>
+            </a:graphic>
+          </wp:inline>
+        </w:drawing>
+      </w:r>
+    </w:p>
+    <w:p>
+      <w:pPr>
+        <w:spacing w:line="336" w:lineRule="auto" w:after="180"/>
+      </w:pPr>
+      <w:r>
+        <w:rPr>
+          <w:b w:val="0"/>
+        </w:rPr>
+        <w:t xml:space="preserve">For your Responsible Plant Classifier, save the </w:t>
+      </w:r>
+      <w:r>
+        <w:rPr>
+          <w:b/>
+        </w:rPr>
+        <w:t>input</w:t>
+      </w:r>
+      <w:r>
+        <w:rPr>
+          <w:b w:val="0"/>
+        </w:rPr>
+        <w:t xml:space="preserve">, procedure, observed result and </w:t>
+      </w:r>
+      <w:r>
+        <w:rPr>
+          <w:b/>
+        </w:rPr>
+        <w:t>limitation</w:t>
+      </w:r>
+      <w:r>
+        <w:rPr>
+          <w:b w:val="0"/>
+        </w:rPr>
+        <w:t xml:space="preserve"> of this check.</w:t>
+      </w:r>
+    </w:p>
+    <w:p>
+      <w:pPr>
+        <w:spacing w:line="336" w:lineRule="auto" w:after="180"/>
+      </w:pPr>
+      <w:r>
+        <w:rPr>
+          <w:b w:val="0"/>
+        </w:rPr>
+        <w:t xml:space="preserve">Label this worked example as practice; use a different, previously unreviewed case when checking independent understanding. Draw your </w:t>
+      </w:r>
+      <w:r>
+        <w:rPr>
+          <w:b/>
+        </w:rPr>
+        <w:t>input</w:t>
+      </w:r>
+      <w:r>
+        <w:rPr>
+          <w:b w:val="0"/>
+        </w:rPr>
+        <w:t>, deciding step, result and limit.</w:t>
+      </w:r>
+    </w:p>
+    <w:p>
+      <w:pPr>
+        <w:spacing w:line="336" w:lineRule="auto" w:after="180"/>
+      </w:pPr>
+      <w:r>
+        <w:rPr>
+          <w:b w:val="0"/>
+        </w:rPr>
+        <w:t xml:space="preserve">Supported question: What two counts should the revised card show? Point to the relevant step in the picture, then write the changed result and the rule or </w:t>
+      </w:r>
+      <w:r>
+        <w:rPr>
+          <w:b/>
+        </w:rPr>
+        <w:t>evidence</w:t>
+      </w:r>
+      <w:r>
+        <w:rPr>
+          <w:b w:val="0"/>
+        </w:rPr>
+        <w:t xml:space="preserve"> that supports it.</w:t>
+      </w:r>
+    </w:p>
+    <w:p>
+      <w:pPr>
+        <w:spacing w:line="336" w:lineRule="auto" w:after="180"/>
+        <w:shd w:fill="F5F1FB"/>
+      </w:pPr>
+      <w:r>
+        <w:rPr>
+          <w:b w:val="0"/>
+        </w:rPr>
+        <w:t xml:space="preserve">Draw your project trace and justify the deciding step using </w:t>
+      </w:r>
+      <w:r>
+        <w:rPr>
+          <w:b/>
+        </w:rPr>
+        <w:t>evidence</w:t>
+      </w:r>
+      <w:r>
+        <w:rPr>
+          <w:b w:val="0"/>
+        </w:rPr>
+        <w:t>.</w:t>
       </w:r>
     </w:p>
     <w:sectPr>
